--- a/重构版论文_v4_20260915/数据与资料来源总表.docx
+++ b/重构版论文_v4_20260915/数据与资料来源总表.docx
@@ -5048,7 +5048,7 @@
               <w:rPr>
                 <w:sz w:val="16"/>
               </w:rPr>
-              <w:t>9.72 MB</w:t>
+              <w:t>构建时打印</w:t>
             </w:r>
           </w:p>
         </w:tc>
@@ -5082,7 +5082,7 @@
               <w:rPr>
                 <w:sz w:val="16"/>
               </w:rPr>
-              <w:t>（145 个文件）</w:t>
+              <w:t>（154 个文件）</w:t>
             </w:r>
           </w:p>
         </w:tc>
@@ -5458,7 +5458,7 @@
         <w:t>scripts/audit_data_authenticity_v1.py</w:t>
       </w:r>
       <w:r>
-        <w:t>，已接入 47 项验证闸门）；</w:t>
+        <w:t>，已接入 49 项验证闸门）；</w:t>
       </w:r>
     </w:p>
     <w:p>

--- a/重构版论文_v4_20260915/数据与资料来源总表.docx
+++ b/重构版论文_v4_20260915/数据与资料来源总表.docx
@@ -5082,7 +5082,7 @@
               <w:rPr>
                 <w:sz w:val="16"/>
               </w:rPr>
-              <w:t>（154 个文件）</w:t>
+              <w:t>（213 个文件）</w:t>
             </w:r>
           </w:p>
         </w:tc>
@@ -5458,7 +5458,7 @@
         <w:t>scripts/audit_data_authenticity_v1.py</w:t>
       </w:r>
       <w:r>
-        <w:t>，已接入 49 项验证闸门）；</w:t>
+        <w:t>，已接入 50 项验证闸门）；</w:t>
       </w:r>
     </w:p>
     <w:p>

--- a/重构版论文_v4_20260915/数据与资料来源总表.docx
+++ b/重构版论文_v4_20260915/数据与资料来源总表.docx
@@ -5082,7 +5082,7 @@
               <w:rPr>
                 <w:sz w:val="16"/>
               </w:rPr>
-              <w:t>（213 个文件）</w:t>
+              <w:t>（564 个文件）</w:t>
             </w:r>
           </w:p>
         </w:tc>

--- a/重构版论文_v4_20260915/数据与资料来源总表.docx
+++ b/重构版论文_v4_20260915/数据与资料来源总表.docx
@@ -5082,7 +5082,7 @@
               <w:rPr>
                 <w:sz w:val="16"/>
               </w:rPr>
-              <w:t>（564 个文件）</w:t>
+              <w:t>（783 个文件）</w:t>
             </w:r>
           </w:p>
         </w:tc>
@@ -5458,7 +5458,7 @@
         <w:t>scripts/audit_data_authenticity_v1.py</w:t>
       </w:r>
       <w:r>
-        <w:t>，已接入 50 项验证闸门）；</w:t>
+        <w:t>，已接入 51 项验证闸门）；</w:t>
       </w:r>
     </w:p>
     <w:p>

--- a/重构版论文_v4_20260915/数据与资料来源总表.docx
+++ b/重构版论文_v4_20260915/数据与资料来源总表.docx
@@ -5082,7 +5082,7 @@
               <w:rPr>
                 <w:sz w:val="16"/>
               </w:rPr>
-              <w:t>（783 个文件）</w:t>
+              <w:t>（787 个文件）</w:t>
             </w:r>
           </w:p>
         </w:tc>
@@ -5458,7 +5458,7 @@
         <w:t>scripts/audit_data_authenticity_v1.py</w:t>
       </w:r>
       <w:r>
-        <w:t>，已接入 51 项验证闸门）；</w:t>
+        <w:t>，已接入 52 项验证闸门）；</w:t>
       </w:r>
     </w:p>
     <w:p>

--- a/重构版论文_v4_20260915/数据与资料来源总表.docx
+++ b/重构版论文_v4_20260915/数据与资料来源总表.docx
@@ -5082,7 +5082,7 @@
               <w:rPr>
                 <w:sz w:val="16"/>
               </w:rPr>
-              <w:t>（787 个文件）</w:t>
+              <w:t>（788 个文件）</w:t>
             </w:r>
           </w:p>
         </w:tc>

--- a/重构版论文_v4_20260915/数据与资料来源总表.docx
+++ b/重构版论文_v4_20260915/数据与资料来源总表.docx
@@ -5082,7 +5082,7 @@
               <w:rPr>
                 <w:sz w:val="16"/>
               </w:rPr>
-              <w:t>（788 个文件）</w:t>
+              <w:t>（793 个文件）</w:t>
             </w:r>
           </w:p>
         </w:tc>

--- a/重构版论文_v4_20260915/数据与资料来源总表.docx
+++ b/重构版论文_v4_20260915/数据与资料来源总表.docx
@@ -5082,7 +5082,7 @@
               <w:rPr>
                 <w:sz w:val="16"/>
               </w:rPr>
-              <w:t>（793 个文件）</w:t>
+              <w:t>（794 个文件）</w:t>
             </w:r>
           </w:p>
         </w:tc>

--- a/重构版论文_v4_20260915/数据与资料来源总表.docx
+++ b/重构版论文_v4_20260915/数据与资料来源总表.docx
@@ -5082,7 +5082,7 @@
               <w:rPr>
                 <w:sz w:val="16"/>
               </w:rPr>
-              <w:t>（794 个文件）</w:t>
+              <w:t>（801 个文件）</w:t>
             </w:r>
           </w:p>
         </w:tc>

--- a/重构版论文_v4_20260915/数据与资料来源总表.docx
+++ b/重构版论文_v4_20260915/数据与资料来源总表.docx
@@ -5082,7 +5082,7 @@
               <w:rPr>
                 <w:sz w:val="16"/>
               </w:rPr>
-              <w:t>（801 个文件）</w:t>
+              <w:t>（805 个文件）</w:t>
             </w:r>
           </w:p>
         </w:tc>

--- a/重构版论文_v4_20260915/数据与资料来源总表.docx
+++ b/重构版论文_v4_20260915/数据与资料来源总表.docx
@@ -5082,7 +5082,7 @@
               <w:rPr>
                 <w:sz w:val="16"/>
               </w:rPr>
-              <w:t>（805 个文件）</w:t>
+              <w:t>（842 个文件）</w:t>
             </w:r>
           </w:p>
         </w:tc>
@@ -5458,7 +5458,7 @@
         <w:t>scripts/audit_data_authenticity_v1.py</w:t>
       </w:r>
       <w:r>
-        <w:t>，已接入 52 项验证闸门）；</w:t>
+        <w:t>，已接入 53 项验证闸门）；</w:t>
       </w:r>
     </w:p>
     <w:p>

--- a/重构版论文_v4_20260915/数据与资料来源总表.docx
+++ b/重构版论文_v4_20260915/数据与资料来源总表.docx
@@ -5082,7 +5082,7 @@
               <w:rPr>
                 <w:sz w:val="16"/>
               </w:rPr>
-              <w:t>（842 个文件）</w:t>
+              <w:t>（858 个文件）</w:t>
             </w:r>
           </w:p>
         </w:tc>

--- a/重构版论文_v4_20260915/数据与资料来源总表.docx
+++ b/重构版论文_v4_20260915/数据与资料来源总表.docx
@@ -955,6 +955,1669 @@
       <w:r>
         <w:t>。</w:t>
       </w:r>
+    </w:p>
+    <w:p>
+      <w:r>
+        <w:rPr>
+          <w:b/>
+        </w:rPr>
+        <w:t>扩展语料（第 5.8 节，九项）</w:t>
+      </w:r>
+    </w:p>
+    <w:p>
+      <w:r>
+        <w:t xml:space="preserve">这九项与上面四项一样，都在同一套处理与评估协议下运行，只是只用于扩展实验。原始文件与获取清单保存在 </w:t>
+      </w:r>
+      <w:r>
+        <w:rPr>
+          <w:rFonts w:ascii="Consolas" w:hAnsi="Consolas"/>
+        </w:rPr>
+        <w:t>E:\论文\data\external\</w:t>
+      </w:r>
+      <w:r>
+        <w:t xml:space="preserve">，不随包分发；可用 </w:t>
+      </w:r>
+      <w:r>
+        <w:rPr>
+          <w:rFonts w:ascii="Consolas" w:hAnsi="Consolas"/>
+        </w:rPr>
+        <w:t>scripts/fetch_new_corpora_v1.py</w:t>
+      </w:r>
+      <w:r>
+        <w:t>、</w:t>
+      </w:r>
+      <w:r>
+        <w:rPr>
+          <w:rFonts w:ascii="Consolas" w:hAnsi="Consolas"/>
+        </w:rPr>
+        <w:t>scripts/fetch_recent_corpora_v1.py</w:t>
+      </w:r>
+      <w:r>
+        <w:t>、</w:t>
+      </w:r>
+      <w:r>
+        <w:rPr>
+          <w:rFonts w:ascii="Consolas" w:hAnsi="Consolas"/>
+        </w:rPr>
+        <w:t>scripts/fetch_2025_corpora_v1.py</w:t>
+      </w:r>
+      <w:r>
+        <w:t xml:space="preserve"> 重新取得，并与下表的 SHA-256 逐字节核对。</w:t>
+      </w:r>
+    </w:p>
+    <w:tbl>
+      <w:tblPr>
+        <w:tblStyle w:val="TableGrid"/>
+        <w:tblW w:type="auto" w:w="0"/>
+        <w:tblLook w:firstColumn="1" w:firstRow="1" w:lastColumn="0" w:lastRow="0" w:noHBand="0" w:noVBand="1" w:val="04A0"/>
+        <w:tblBorders>
+          <w:top w:val="single" w:sz="6" w:space="0" w:color="000000"/>
+          <w:left w:val="none" w:sz="0" w:space="0" w:color="auto"/>
+          <w:bottom w:val="single" w:sz="6" w:space="0" w:color="000000"/>
+          <w:right w:val="none" w:sz="0" w:space="0" w:color="auto"/>
+          <w:insideH w:val="single" w:sz="6" w:space="0" w:color="000000"/>
+          <w:insideV w:val="none" w:sz="0" w:space="0" w:color="auto"/>
+        </w:tblBorders>
+      </w:tblPr>
+      <w:tblGrid>
+        <w:gridCol w:w="1399"/>
+        <w:gridCol w:w="1399"/>
+        <w:gridCol w:w="1399"/>
+        <w:gridCol w:w="1399"/>
+        <w:gridCol w:w="1399"/>
+        <w:gridCol w:w="1399"/>
+        <w:gridCol w:w="1399"/>
+      </w:tblGrid>
+      <w:tr>
+        <w:tc>
+          <w:tcPr>
+            <w:tcW w:type="dxa" w:w="1399"/>
+          </w:tcPr>
+          <w:p>
+            <w:pPr>
+              <w:spacing w:after="0"/>
+            </w:pPr>
+            <w:r>
+              <w:rPr>
+                <w:sz w:val="16"/>
+              </w:rPr>
+            </w:r>
+            <w:r>
+              <w:rPr>
+                <w:b/>
+                <w:sz w:val="16"/>
+              </w:rPr>
+              <w:t>数据集</w:t>
+            </w:r>
+          </w:p>
+        </w:tc>
+        <w:tc>
+          <w:tcPr>
+            <w:tcW w:type="dxa" w:w="1399"/>
+          </w:tcPr>
+          <w:p>
+            <w:pPr>
+              <w:spacing w:after="0"/>
+            </w:pPr>
+            <w:r>
+              <w:rPr>
+                <w:sz w:val="16"/>
+              </w:rPr>
+            </w:r>
+            <w:r>
+              <w:rPr>
+                <w:b/>
+                <w:sz w:val="16"/>
+              </w:rPr>
+              <w:t>发布年</w:t>
+            </w:r>
+          </w:p>
+        </w:tc>
+        <w:tc>
+          <w:tcPr>
+            <w:tcW w:type="dxa" w:w="1399"/>
+          </w:tcPr>
+          <w:p>
+            <w:pPr>
+              <w:spacing w:after="0"/>
+            </w:pPr>
+            <w:r>
+              <w:rPr>
+                <w:sz w:val="16"/>
+              </w:rPr>
+            </w:r>
+            <w:r>
+              <w:rPr>
+                <w:b/>
+                <w:sz w:val="16"/>
+              </w:rPr>
+              <w:t>来源</w:t>
+            </w:r>
+          </w:p>
+        </w:tc>
+        <w:tc>
+          <w:tcPr>
+            <w:tcW w:type="dxa" w:w="1399"/>
+          </w:tcPr>
+          <w:p>
+            <w:pPr>
+              <w:spacing w:after="0"/>
+            </w:pPr>
+            <w:r>
+              <w:rPr>
+                <w:sz w:val="16"/>
+              </w:rPr>
+            </w:r>
+            <w:r>
+              <w:rPr>
+                <w:b/>
+                <w:sz w:val="16"/>
+              </w:rPr>
+              <w:t>许可</w:t>
+            </w:r>
+          </w:p>
+        </w:tc>
+        <w:tc>
+          <w:tcPr>
+            <w:tcW w:type="dxa" w:w="1399"/>
+          </w:tcPr>
+          <w:p>
+            <w:pPr>
+              <w:spacing w:after="0"/>
+            </w:pPr>
+            <w:r>
+              <w:rPr>
+                <w:sz w:val="16"/>
+              </w:rPr>
+            </w:r>
+            <w:r>
+              <w:rPr>
+                <w:b/>
+                <w:sz w:val="16"/>
+              </w:rPr>
+              <w:t>本地体积</w:t>
+            </w:r>
+          </w:p>
+        </w:tc>
+        <w:tc>
+          <w:tcPr>
+            <w:tcW w:type="dxa" w:w="1399"/>
+          </w:tcPr>
+          <w:p>
+            <w:pPr>
+              <w:spacing w:after="0"/>
+            </w:pPr>
+            <w:r>
+              <w:rPr>
+                <w:sz w:val="16"/>
+              </w:rPr>
+            </w:r>
+            <w:r>
+              <w:rPr>
+                <w:b/>
+                <w:sz w:val="16"/>
+              </w:rPr>
+              <w:t>SHA-256（前 16 位）</w:t>
+            </w:r>
+          </w:p>
+        </w:tc>
+        <w:tc>
+          <w:tcPr>
+            <w:tcW w:type="dxa" w:w="1399"/>
+          </w:tcPr>
+          <w:p>
+            <w:pPr>
+              <w:spacing w:after="0"/>
+            </w:pPr>
+            <w:r>
+              <w:rPr>
+                <w:sz w:val="16"/>
+              </w:rPr>
+            </w:r>
+            <w:r>
+              <w:rPr>
+                <w:b/>
+                <w:sz w:val="16"/>
+              </w:rPr>
+              <w:t>本地获取日期</w:t>
+            </w:r>
+          </w:p>
+        </w:tc>
+      </w:tr>
+      <w:tr>
+        <w:tc>
+          <w:tcPr>
+            <w:tcW w:type="dxa" w:w="1399"/>
+          </w:tcPr>
+          <w:p>
+            <w:pPr>
+              <w:spacing w:after="0"/>
+            </w:pPr>
+            <w:r>
+              <w:rPr>
+                <w:sz w:val="16"/>
+              </w:rPr>
+            </w:r>
+            <w:r>
+              <w:rPr>
+                <w:sz w:val="16"/>
+              </w:rPr>
+              <w:t>CIC-IDS2018</w:t>
+            </w:r>
+          </w:p>
+        </w:tc>
+        <w:tc>
+          <w:tcPr>
+            <w:tcW w:type="dxa" w:w="1399"/>
+          </w:tcPr>
+          <w:p>
+            <w:pPr>
+              <w:spacing w:after="0"/>
+            </w:pPr>
+            <w:r>
+              <w:rPr>
+                <w:sz w:val="16"/>
+              </w:rPr>
+            </w:r>
+            <w:r>
+              <w:rPr>
+                <w:sz w:val="16"/>
+              </w:rPr>
+              <w:t>2018</w:t>
+            </w:r>
+          </w:p>
+        </w:tc>
+        <w:tc>
+          <w:tcPr>
+            <w:tcW w:type="dxa" w:w="1399"/>
+          </w:tcPr>
+          <w:p>
+            <w:pPr>
+              <w:spacing w:after="0"/>
+            </w:pPr>
+            <w:r>
+              <w:rPr>
+                <w:sz w:val="16"/>
+              </w:rPr>
+            </w:r>
+            <w:r>
+              <w:rPr>
+                <w:sz w:val="16"/>
+              </w:rPr>
+              <w:t xml:space="preserve">Hugging Face </w:t>
+            </w:r>
+            <w:r>
+              <w:rPr>
+                <w:rFonts w:ascii="Consolas" w:hAnsi="Consolas"/>
+                <w:sz w:val="16"/>
+              </w:rPr>
+              <w:t>c01dsnap/CIC-IDS2018</w:t>
+            </w:r>
+            <w:r>
+              <w:rPr>
+                <w:sz w:val="16"/>
+              </w:rPr>
+              <w:t>（官方 CIC 逐日 CSV）</w:t>
+            </w:r>
+          </w:p>
+        </w:tc>
+        <w:tc>
+          <w:tcPr>
+            <w:tcW w:type="dxa" w:w="1399"/>
+          </w:tcPr>
+          <w:p>
+            <w:pPr>
+              <w:spacing w:after="0"/>
+            </w:pPr>
+            <w:r>
+              <w:rPr>
+                <w:sz w:val="16"/>
+              </w:rPr>
+            </w:r>
+            <w:r>
+              <w:rPr>
+                <w:sz w:val="16"/>
+              </w:rPr>
+              <w:t>原数据集条款（镜像获取）</w:t>
+            </w:r>
+          </w:p>
+        </w:tc>
+        <w:tc>
+          <w:tcPr>
+            <w:tcW w:type="dxa" w:w="1399"/>
+          </w:tcPr>
+          <w:p>
+            <w:pPr>
+              <w:spacing w:after="0"/>
+            </w:pPr>
+            <w:r>
+              <w:rPr>
+                <w:sz w:val="16"/>
+              </w:rPr>
+            </w:r>
+            <w:r>
+              <w:rPr>
+                <w:sz w:val="16"/>
+              </w:rPr>
+              <w:t>6886.6 MB / 10 个文件</w:t>
+            </w:r>
+          </w:p>
+        </w:tc>
+        <w:tc>
+          <w:tcPr>
+            <w:tcW w:type="dxa" w:w="1399"/>
+          </w:tcPr>
+          <w:p>
+            <w:pPr>
+              <w:spacing w:after="0"/>
+            </w:pPr>
+            <w:r>
+              <w:rPr>
+                <w:sz w:val="16"/>
+              </w:rPr>
+            </w:r>
+            <w:r>
+              <w:rPr>
+                <w:rFonts w:ascii="Consolas" w:hAnsi="Consolas"/>
+                <w:sz w:val="16"/>
+              </w:rPr>
+              <w:t>d96f38e7496aba83…</w:t>
+            </w:r>
+            <w:r>
+              <w:rPr>
+                <w:sz w:val="16"/>
+              </w:rPr>
+              <w:t>（共 10 个文件）</w:t>
+            </w:r>
+          </w:p>
+        </w:tc>
+        <w:tc>
+          <w:tcPr>
+            <w:tcW w:type="dxa" w:w="1399"/>
+          </w:tcPr>
+          <w:p>
+            <w:pPr>
+              <w:spacing w:after="0"/>
+            </w:pPr>
+            <w:r>
+              <w:rPr>
+                <w:sz w:val="16"/>
+              </w:rPr>
+            </w:r>
+            <w:r>
+              <w:rPr>
+                <w:sz w:val="16"/>
+              </w:rPr>
+              <w:t>2026-10-01</w:t>
+            </w:r>
+          </w:p>
+        </w:tc>
+      </w:tr>
+      <w:tr>
+        <w:tc>
+          <w:tcPr>
+            <w:tcW w:type="dxa" w:w="1399"/>
+          </w:tcPr>
+          <w:p>
+            <w:pPr>
+              <w:spacing w:after="0"/>
+            </w:pPr>
+            <w:r>
+              <w:rPr>
+                <w:sz w:val="16"/>
+              </w:rPr>
+            </w:r>
+            <w:r>
+              <w:rPr>
+                <w:sz w:val="16"/>
+              </w:rPr>
+              <w:t>CIC-IoT-2023</w:t>
+            </w:r>
+          </w:p>
+        </w:tc>
+        <w:tc>
+          <w:tcPr>
+            <w:tcW w:type="dxa" w:w="1399"/>
+          </w:tcPr>
+          <w:p>
+            <w:pPr>
+              <w:spacing w:after="0"/>
+            </w:pPr>
+            <w:r>
+              <w:rPr>
+                <w:sz w:val="16"/>
+              </w:rPr>
+            </w:r>
+            <w:r>
+              <w:rPr>
+                <w:sz w:val="16"/>
+              </w:rPr>
+              <w:t>2023</w:t>
+            </w:r>
+          </w:p>
+        </w:tc>
+        <w:tc>
+          <w:tcPr>
+            <w:tcW w:type="dxa" w:w="1399"/>
+          </w:tcPr>
+          <w:p>
+            <w:pPr>
+              <w:spacing w:after="0"/>
+            </w:pPr>
+            <w:r>
+              <w:rPr>
+                <w:sz w:val="16"/>
+              </w:rPr>
+            </w:r>
+            <w:r>
+              <w:rPr>
+                <w:sz w:val="16"/>
+              </w:rPr>
+              <w:t xml:space="preserve">Hugging Face </w:t>
+            </w:r>
+            <w:r>
+              <w:rPr>
+                <w:rFonts w:ascii="Consolas" w:hAnsi="Consolas"/>
+                <w:sz w:val="16"/>
+              </w:rPr>
+              <w:t>lacg030175/CIC-IoT-2023-full</w:t>
+            </w:r>
+            <w:r>
+              <w:rPr>
+                <w:sz w:val="16"/>
+              </w:rPr>
+              <w:t>（ML 表镜像）</w:t>
+            </w:r>
+          </w:p>
+        </w:tc>
+        <w:tc>
+          <w:tcPr>
+            <w:tcW w:type="dxa" w:w="1399"/>
+          </w:tcPr>
+          <w:p>
+            <w:pPr>
+              <w:spacing w:after="0"/>
+            </w:pPr>
+            <w:r>
+              <w:rPr>
+                <w:sz w:val="16"/>
+              </w:rPr>
+            </w:r>
+            <w:r>
+              <w:rPr>
+                <w:sz w:val="16"/>
+              </w:rPr>
+              <w:t>原数据集条款（镜像获取）</w:t>
+            </w:r>
+          </w:p>
+        </w:tc>
+        <w:tc>
+          <w:tcPr>
+            <w:tcW w:type="dxa" w:w="1399"/>
+          </w:tcPr>
+          <w:p>
+            <w:pPr>
+              <w:spacing w:after="0"/>
+            </w:pPr>
+            <w:r>
+              <w:rPr>
+                <w:sz w:val="16"/>
+              </w:rPr>
+            </w:r>
+            <w:r>
+              <w:rPr>
+                <w:sz w:val="16"/>
+              </w:rPr>
+              <w:t>2125.9 MB / 5 个文件</w:t>
+            </w:r>
+          </w:p>
+        </w:tc>
+        <w:tc>
+          <w:tcPr>
+            <w:tcW w:type="dxa" w:w="1399"/>
+          </w:tcPr>
+          <w:p>
+            <w:pPr>
+              <w:spacing w:after="0"/>
+            </w:pPr>
+            <w:r>
+              <w:rPr>
+                <w:sz w:val="16"/>
+              </w:rPr>
+            </w:r>
+            <w:r>
+              <w:rPr>
+                <w:rFonts w:ascii="Consolas" w:hAnsi="Consolas"/>
+                <w:sz w:val="16"/>
+              </w:rPr>
+              <w:t>b4ccaf5b4f9bd675…</w:t>
+            </w:r>
+            <w:r>
+              <w:rPr>
+                <w:sz w:val="16"/>
+              </w:rPr>
+              <w:t>（共 5 个文件）</w:t>
+            </w:r>
+          </w:p>
+        </w:tc>
+        <w:tc>
+          <w:tcPr>
+            <w:tcW w:type="dxa" w:w="1399"/>
+          </w:tcPr>
+          <w:p>
+            <w:pPr>
+              <w:spacing w:after="0"/>
+            </w:pPr>
+            <w:r>
+              <w:rPr>
+                <w:sz w:val="16"/>
+              </w:rPr>
+            </w:r>
+            <w:r>
+              <w:rPr>
+                <w:sz w:val="16"/>
+              </w:rPr>
+              <w:t>2026-10-01</w:t>
+            </w:r>
+          </w:p>
+        </w:tc>
+      </w:tr>
+      <w:tr>
+        <w:tc>
+          <w:tcPr>
+            <w:tcW w:type="dxa" w:w="1399"/>
+          </w:tcPr>
+          <w:p>
+            <w:pPr>
+              <w:spacing w:after="0"/>
+            </w:pPr>
+            <w:r>
+              <w:rPr>
+                <w:sz w:val="16"/>
+              </w:rPr>
+            </w:r>
+            <w:r>
+              <w:rPr>
+                <w:sz w:val="16"/>
+              </w:rPr>
+              <w:t>LITNET-2020</w:t>
+            </w:r>
+          </w:p>
+        </w:tc>
+        <w:tc>
+          <w:tcPr>
+            <w:tcW w:type="dxa" w:w="1399"/>
+          </w:tcPr>
+          <w:p>
+            <w:pPr>
+              <w:spacing w:after="0"/>
+            </w:pPr>
+            <w:r>
+              <w:rPr>
+                <w:sz w:val="16"/>
+              </w:rPr>
+            </w:r>
+            <w:r>
+              <w:rPr>
+                <w:sz w:val="16"/>
+              </w:rPr>
+              <w:t>2020</w:t>
+            </w:r>
+          </w:p>
+        </w:tc>
+        <w:tc>
+          <w:tcPr>
+            <w:tcW w:type="dxa" w:w="1399"/>
+          </w:tcPr>
+          <w:p>
+            <w:pPr>
+              <w:spacing w:after="0"/>
+            </w:pPr>
+            <w:r>
+              <w:rPr>
+                <w:sz w:val="16"/>
+              </w:rPr>
+            </w:r>
+            <w:r>
+              <w:rPr>
+                <w:sz w:val="16"/>
+              </w:rPr>
+              <w:t xml:space="preserve">Hugging Face </w:t>
+            </w:r>
+            <w:r>
+              <w:rPr>
+                <w:rFonts w:ascii="Consolas" w:hAnsi="Consolas"/>
+                <w:sz w:val="16"/>
+              </w:rPr>
+              <w:t>sukengine/LITNET2020-S0.001</w:t>
+            </w:r>
+          </w:p>
+        </w:tc>
+        <w:tc>
+          <w:tcPr>
+            <w:tcW w:type="dxa" w:w="1399"/>
+          </w:tcPr>
+          <w:p>
+            <w:pPr>
+              <w:spacing w:after="0"/>
+            </w:pPr>
+            <w:r>
+              <w:rPr>
+                <w:sz w:val="16"/>
+              </w:rPr>
+            </w:r>
+            <w:r>
+              <w:rPr>
+                <w:sz w:val="16"/>
+              </w:rPr>
+              <w:t>原数据集条款（镜像获取）</w:t>
+            </w:r>
+          </w:p>
+        </w:tc>
+        <w:tc>
+          <w:tcPr>
+            <w:tcW w:type="dxa" w:w="1399"/>
+          </w:tcPr>
+          <w:p>
+            <w:pPr>
+              <w:spacing w:after="0"/>
+            </w:pPr>
+            <w:r>
+              <w:rPr>
+                <w:sz w:val="16"/>
+              </w:rPr>
+            </w:r>
+            <w:r>
+              <w:rPr>
+                <w:sz w:val="16"/>
+              </w:rPr>
+              <w:t>11.1 MB / 2 个文件</w:t>
+            </w:r>
+          </w:p>
+        </w:tc>
+        <w:tc>
+          <w:tcPr>
+            <w:tcW w:type="dxa" w:w="1399"/>
+          </w:tcPr>
+          <w:p>
+            <w:pPr>
+              <w:spacing w:after="0"/>
+            </w:pPr>
+            <w:r>
+              <w:rPr>
+                <w:sz w:val="16"/>
+              </w:rPr>
+            </w:r>
+            <w:r>
+              <w:rPr>
+                <w:rFonts w:ascii="Consolas" w:hAnsi="Consolas"/>
+                <w:sz w:val="16"/>
+              </w:rPr>
+              <w:t>2d8e01af4c2ded5b…</w:t>
+            </w:r>
+            <w:r>
+              <w:rPr>
+                <w:sz w:val="16"/>
+              </w:rPr>
+              <w:t>（共 2 个文件）</w:t>
+            </w:r>
+          </w:p>
+        </w:tc>
+        <w:tc>
+          <w:tcPr>
+            <w:tcW w:type="dxa" w:w="1399"/>
+          </w:tcPr>
+          <w:p>
+            <w:pPr>
+              <w:spacing w:after="0"/>
+            </w:pPr>
+            <w:r>
+              <w:rPr>
+                <w:sz w:val="16"/>
+              </w:rPr>
+            </w:r>
+            <w:r>
+              <w:rPr>
+                <w:sz w:val="16"/>
+              </w:rPr>
+              <w:t>2026-10-01</w:t>
+            </w:r>
+          </w:p>
+        </w:tc>
+      </w:tr>
+      <w:tr>
+        <w:tc>
+          <w:tcPr>
+            <w:tcW w:type="dxa" w:w="1399"/>
+          </w:tcPr>
+          <w:p>
+            <w:pPr>
+              <w:spacing w:after="0"/>
+            </w:pPr>
+            <w:r>
+              <w:rPr>
+                <w:sz w:val="16"/>
+              </w:rPr>
+            </w:r>
+            <w:r>
+              <w:rPr>
+                <w:sz w:val="16"/>
+              </w:rPr>
+              <w:t>IoT-23</w:t>
+            </w:r>
+          </w:p>
+        </w:tc>
+        <w:tc>
+          <w:tcPr>
+            <w:tcW w:type="dxa" w:w="1399"/>
+          </w:tcPr>
+          <w:p>
+            <w:pPr>
+              <w:spacing w:after="0"/>
+            </w:pPr>
+            <w:r>
+              <w:rPr>
+                <w:sz w:val="16"/>
+              </w:rPr>
+            </w:r>
+            <w:r>
+              <w:rPr>
+                <w:sz w:val="16"/>
+              </w:rPr>
+              <w:t>2020</w:t>
+            </w:r>
+          </w:p>
+        </w:tc>
+        <w:tc>
+          <w:tcPr>
+            <w:tcW w:type="dxa" w:w="1399"/>
+          </w:tcPr>
+          <w:p>
+            <w:pPr>
+              <w:spacing w:after="0"/>
+            </w:pPr>
+            <w:r>
+              <w:rPr>
+                <w:sz w:val="16"/>
+              </w:rPr>
+            </w:r>
+            <w:r>
+              <w:rPr>
+                <w:sz w:val="16"/>
+              </w:rPr>
+              <w:t xml:space="preserve">Hugging Face </w:t>
+            </w:r>
+            <w:r>
+              <w:rPr>
+                <w:rFonts w:ascii="Consolas" w:hAnsi="Consolas"/>
+                <w:sz w:val="16"/>
+              </w:rPr>
+              <w:t>19kmunz/iot-23-preprocessed</w:t>
+            </w:r>
+          </w:p>
+        </w:tc>
+        <w:tc>
+          <w:tcPr>
+            <w:tcW w:type="dxa" w:w="1399"/>
+          </w:tcPr>
+          <w:p>
+            <w:pPr>
+              <w:spacing w:after="0"/>
+            </w:pPr>
+            <w:r>
+              <w:rPr>
+                <w:sz w:val="16"/>
+              </w:rPr>
+            </w:r>
+            <w:r>
+              <w:rPr>
+                <w:sz w:val="16"/>
+              </w:rPr>
+              <w:t>原数据集条款（镜像获取）</w:t>
+            </w:r>
+          </w:p>
+        </w:tc>
+        <w:tc>
+          <w:tcPr>
+            <w:tcW w:type="dxa" w:w="1399"/>
+          </w:tcPr>
+          <w:p>
+            <w:pPr>
+              <w:spacing w:after="0"/>
+            </w:pPr>
+            <w:r>
+              <w:rPr>
+                <w:sz w:val="16"/>
+              </w:rPr>
+            </w:r>
+            <w:r>
+              <w:rPr>
+                <w:sz w:val="16"/>
+              </w:rPr>
+              <w:t>11.8 MB / 1 个文件</w:t>
+            </w:r>
+          </w:p>
+        </w:tc>
+        <w:tc>
+          <w:tcPr>
+            <w:tcW w:type="dxa" w:w="1399"/>
+          </w:tcPr>
+          <w:p>
+            <w:pPr>
+              <w:spacing w:after="0"/>
+            </w:pPr>
+            <w:r>
+              <w:rPr>
+                <w:sz w:val="16"/>
+              </w:rPr>
+            </w:r>
+            <w:r>
+              <w:rPr>
+                <w:rFonts w:ascii="Consolas" w:hAnsi="Consolas"/>
+                <w:sz w:val="16"/>
+              </w:rPr>
+              <w:t>57c6b6a3e0e6b63c…</w:t>
+            </w:r>
+          </w:p>
+        </w:tc>
+        <w:tc>
+          <w:tcPr>
+            <w:tcW w:type="dxa" w:w="1399"/>
+          </w:tcPr>
+          <w:p>
+            <w:pPr>
+              <w:spacing w:after="0"/>
+            </w:pPr>
+            <w:r>
+              <w:rPr>
+                <w:sz w:val="16"/>
+              </w:rPr>
+            </w:r>
+            <w:r>
+              <w:rPr>
+                <w:sz w:val="16"/>
+              </w:rPr>
+              <w:t>2026-10-01</w:t>
+            </w:r>
+          </w:p>
+        </w:tc>
+      </w:tr>
+      <w:tr>
+        <w:tc>
+          <w:tcPr>
+            <w:tcW w:type="dxa" w:w="1399"/>
+          </w:tcPr>
+          <w:p>
+            <w:pPr>
+              <w:spacing w:after="0"/>
+            </w:pPr>
+            <w:r>
+              <w:rPr>
+                <w:sz w:val="16"/>
+              </w:rPr>
+            </w:r>
+            <w:r>
+              <w:rPr>
+                <w:sz w:val="16"/>
+              </w:rPr>
+              <w:t>RT-IoT2022</w:t>
+            </w:r>
+          </w:p>
+        </w:tc>
+        <w:tc>
+          <w:tcPr>
+            <w:tcW w:type="dxa" w:w="1399"/>
+          </w:tcPr>
+          <w:p>
+            <w:pPr>
+              <w:spacing w:after="0"/>
+            </w:pPr>
+            <w:r>
+              <w:rPr>
+                <w:sz w:val="16"/>
+              </w:rPr>
+            </w:r>
+            <w:r>
+              <w:rPr>
+                <w:sz w:val="16"/>
+              </w:rPr>
+              <w:t>2022</w:t>
+            </w:r>
+          </w:p>
+        </w:tc>
+        <w:tc>
+          <w:tcPr>
+            <w:tcW w:type="dxa" w:w="1399"/>
+          </w:tcPr>
+          <w:p>
+            <w:pPr>
+              <w:spacing w:after="0"/>
+            </w:pPr>
+            <w:r>
+              <w:rPr>
+                <w:sz w:val="16"/>
+              </w:rPr>
+            </w:r>
+            <w:r>
+              <w:rPr>
+                <w:sz w:val="16"/>
+              </w:rPr>
+              <w:t xml:space="preserve">Hugging Face </w:t>
+            </w:r>
+            <w:r>
+              <w:rPr>
+                <w:rFonts w:ascii="Consolas" w:hAnsi="Consolas"/>
+                <w:sz w:val="16"/>
+              </w:rPr>
+              <w:t>michaelmallari/rt-iot2022</w:t>
+            </w:r>
+          </w:p>
+        </w:tc>
+        <w:tc>
+          <w:tcPr>
+            <w:tcW w:type="dxa" w:w="1399"/>
+          </w:tcPr>
+          <w:p>
+            <w:pPr>
+              <w:spacing w:after="0"/>
+            </w:pPr>
+            <w:r>
+              <w:rPr>
+                <w:sz w:val="16"/>
+              </w:rPr>
+            </w:r>
+            <w:r>
+              <w:rPr>
+                <w:sz w:val="16"/>
+              </w:rPr>
+              <w:t>原数据集条款（镜像获取）</w:t>
+            </w:r>
+          </w:p>
+        </w:tc>
+        <w:tc>
+          <w:tcPr>
+            <w:tcW w:type="dxa" w:w="1399"/>
+          </w:tcPr>
+          <w:p>
+            <w:pPr>
+              <w:spacing w:after="0"/>
+            </w:pPr>
+            <w:r>
+              <w:rPr>
+                <w:sz w:val="16"/>
+              </w:rPr>
+            </w:r>
+            <w:r>
+              <w:rPr>
+                <w:sz w:val="16"/>
+              </w:rPr>
+              <w:t>54.8 MB / 1 个文件</w:t>
+            </w:r>
+          </w:p>
+        </w:tc>
+        <w:tc>
+          <w:tcPr>
+            <w:tcW w:type="dxa" w:w="1399"/>
+          </w:tcPr>
+          <w:p>
+            <w:pPr>
+              <w:spacing w:after="0"/>
+            </w:pPr>
+            <w:r>
+              <w:rPr>
+                <w:sz w:val="16"/>
+              </w:rPr>
+            </w:r>
+            <w:r>
+              <w:rPr>
+                <w:rFonts w:ascii="Consolas" w:hAnsi="Consolas"/>
+                <w:sz w:val="16"/>
+              </w:rPr>
+              <w:t>956956c09c176458…</w:t>
+            </w:r>
+          </w:p>
+        </w:tc>
+        <w:tc>
+          <w:tcPr>
+            <w:tcW w:type="dxa" w:w="1399"/>
+          </w:tcPr>
+          <w:p>
+            <w:pPr>
+              <w:spacing w:after="0"/>
+            </w:pPr>
+            <w:r>
+              <w:rPr>
+                <w:sz w:val="16"/>
+              </w:rPr>
+            </w:r>
+            <w:r>
+              <w:rPr>
+                <w:sz w:val="16"/>
+              </w:rPr>
+              <w:t>2026-10-01</w:t>
+            </w:r>
+          </w:p>
+        </w:tc>
+      </w:tr>
+      <w:tr>
+        <w:tc>
+          <w:tcPr>
+            <w:tcW w:type="dxa" w:w="1399"/>
+          </w:tcPr>
+          <w:p>
+            <w:pPr>
+              <w:spacing w:after="0"/>
+            </w:pPr>
+            <w:r>
+              <w:rPr>
+                <w:sz w:val="16"/>
+              </w:rPr>
+            </w:r>
+            <w:r>
+              <w:rPr>
+                <w:sz w:val="16"/>
+              </w:rPr>
+              <w:t>ACI-IoT-2023</w:t>
+            </w:r>
+          </w:p>
+        </w:tc>
+        <w:tc>
+          <w:tcPr>
+            <w:tcW w:type="dxa" w:w="1399"/>
+          </w:tcPr>
+          <w:p>
+            <w:pPr>
+              <w:spacing w:after="0"/>
+            </w:pPr>
+            <w:r>
+              <w:rPr>
+                <w:sz w:val="16"/>
+              </w:rPr>
+            </w:r>
+            <w:r>
+              <w:rPr>
+                <w:sz w:val="16"/>
+              </w:rPr>
+              <w:t>2023</w:t>
+            </w:r>
+          </w:p>
+        </w:tc>
+        <w:tc>
+          <w:tcPr>
+            <w:tcW w:type="dxa" w:w="1399"/>
+          </w:tcPr>
+          <w:p>
+            <w:pPr>
+              <w:spacing w:after="0"/>
+            </w:pPr>
+            <w:r>
+              <w:rPr>
+                <w:sz w:val="16"/>
+              </w:rPr>
+            </w:r>
+            <w:r>
+              <w:rPr>
+                <w:sz w:val="16"/>
+              </w:rPr>
+              <w:t xml:space="preserve">Hugging Face </w:t>
+            </w:r>
+            <w:r>
+              <w:rPr>
+                <w:rFonts w:ascii="Consolas" w:hAnsi="Consolas"/>
+                <w:sz w:val="16"/>
+              </w:rPr>
+              <w:t>knhn1004/aci-iot-2023-processed</w:t>
+            </w:r>
+          </w:p>
+        </w:tc>
+        <w:tc>
+          <w:tcPr>
+            <w:tcW w:type="dxa" w:w="1399"/>
+          </w:tcPr>
+          <w:p>
+            <w:pPr>
+              <w:spacing w:after="0"/>
+            </w:pPr>
+            <w:r>
+              <w:rPr>
+                <w:sz w:val="16"/>
+              </w:rPr>
+            </w:r>
+            <w:r>
+              <w:rPr>
+                <w:sz w:val="16"/>
+              </w:rPr>
+              <w:t>原数据集条款（镜像获取）</w:t>
+            </w:r>
+          </w:p>
+        </w:tc>
+        <w:tc>
+          <w:tcPr>
+            <w:tcW w:type="dxa" w:w="1399"/>
+          </w:tcPr>
+          <w:p>
+            <w:pPr>
+              <w:spacing w:after="0"/>
+            </w:pPr>
+            <w:r>
+              <w:rPr>
+                <w:sz w:val="16"/>
+              </w:rPr>
+            </w:r>
+            <w:r>
+              <w:rPr>
+                <w:sz w:val="16"/>
+              </w:rPr>
+              <w:t>467.1 MB / 1 个文件</w:t>
+            </w:r>
+          </w:p>
+        </w:tc>
+        <w:tc>
+          <w:tcPr>
+            <w:tcW w:type="dxa" w:w="1399"/>
+          </w:tcPr>
+          <w:p>
+            <w:pPr>
+              <w:spacing w:after="0"/>
+            </w:pPr>
+            <w:r>
+              <w:rPr>
+                <w:sz w:val="16"/>
+              </w:rPr>
+            </w:r>
+            <w:r>
+              <w:rPr>
+                <w:rFonts w:ascii="Consolas" w:hAnsi="Consolas"/>
+                <w:sz w:val="16"/>
+              </w:rPr>
+              <w:t>5428f1f0b6c2549c…</w:t>
+            </w:r>
+          </w:p>
+        </w:tc>
+        <w:tc>
+          <w:tcPr>
+            <w:tcW w:type="dxa" w:w="1399"/>
+          </w:tcPr>
+          <w:p>
+            <w:pPr>
+              <w:spacing w:after="0"/>
+            </w:pPr>
+            <w:r>
+              <w:rPr>
+                <w:sz w:val="16"/>
+              </w:rPr>
+            </w:r>
+            <w:r>
+              <w:rPr>
+                <w:sz w:val="16"/>
+              </w:rPr>
+              <w:t>2026-10-01</w:t>
+            </w:r>
+          </w:p>
+        </w:tc>
+      </w:tr>
+      <w:tr>
+        <w:tc>
+          <w:tcPr>
+            <w:tcW w:type="dxa" w:w="1399"/>
+          </w:tcPr>
+          <w:p>
+            <w:pPr>
+              <w:spacing w:after="0"/>
+            </w:pPr>
+            <w:r>
+              <w:rPr>
+                <w:sz w:val="16"/>
+              </w:rPr>
+            </w:r>
+            <w:r>
+              <w:rPr>
+                <w:sz w:val="16"/>
+              </w:rPr>
+              <w:t>UAVIDS-2025</w:t>
+            </w:r>
+          </w:p>
+        </w:tc>
+        <w:tc>
+          <w:tcPr>
+            <w:tcW w:type="dxa" w:w="1399"/>
+          </w:tcPr>
+          <w:p>
+            <w:pPr>
+              <w:spacing w:after="0"/>
+            </w:pPr>
+            <w:r>
+              <w:rPr>
+                <w:sz w:val="16"/>
+              </w:rPr>
+            </w:r>
+            <w:r>
+              <w:rPr>
+                <w:sz w:val="16"/>
+              </w:rPr>
+              <w:t>2025</w:t>
+            </w:r>
+          </w:p>
+        </w:tc>
+        <w:tc>
+          <w:tcPr>
+            <w:tcW w:type="dxa" w:w="1399"/>
+          </w:tcPr>
+          <w:p>
+            <w:pPr>
+              <w:spacing w:after="0"/>
+            </w:pPr>
+            <w:r>
+              <w:rPr>
+                <w:sz w:val="16"/>
+              </w:rPr>
+            </w:r>
+            <w:r>
+              <w:rPr>
+                <w:sz w:val="16"/>
+              </w:rPr>
+              <w:t>Zenodo record 15336998</w:t>
+            </w:r>
+          </w:p>
+        </w:tc>
+        <w:tc>
+          <w:tcPr>
+            <w:tcW w:type="dxa" w:w="1399"/>
+          </w:tcPr>
+          <w:p>
+            <w:pPr>
+              <w:spacing w:after="0"/>
+            </w:pPr>
+            <w:r>
+              <w:rPr>
+                <w:sz w:val="16"/>
+              </w:rPr>
+            </w:r>
+            <w:r>
+              <w:rPr>
+                <w:sz w:val="16"/>
+              </w:rPr>
+              <w:t>CC BY 4.0</w:t>
+            </w:r>
+          </w:p>
+        </w:tc>
+        <w:tc>
+          <w:tcPr>
+            <w:tcW w:type="dxa" w:w="1399"/>
+          </w:tcPr>
+          <w:p>
+            <w:pPr>
+              <w:spacing w:after="0"/>
+            </w:pPr>
+            <w:r>
+              <w:rPr>
+                <w:sz w:val="16"/>
+              </w:rPr>
+            </w:r>
+            <w:r>
+              <w:rPr>
+                <w:sz w:val="16"/>
+              </w:rPr>
+              <w:t>20.1 MB / 1 个文件</w:t>
+            </w:r>
+          </w:p>
+        </w:tc>
+        <w:tc>
+          <w:tcPr>
+            <w:tcW w:type="dxa" w:w="1399"/>
+          </w:tcPr>
+          <w:p>
+            <w:pPr>
+              <w:spacing w:after="0"/>
+            </w:pPr>
+            <w:r>
+              <w:rPr>
+                <w:sz w:val="16"/>
+              </w:rPr>
+            </w:r>
+            <w:r>
+              <w:rPr>
+                <w:rFonts w:ascii="Consolas" w:hAnsi="Consolas"/>
+                <w:sz w:val="16"/>
+              </w:rPr>
+              <w:t>d50d339f68be7b23…</w:t>
+            </w:r>
+          </w:p>
+        </w:tc>
+        <w:tc>
+          <w:tcPr>
+            <w:tcW w:type="dxa" w:w="1399"/>
+          </w:tcPr>
+          <w:p>
+            <w:pPr>
+              <w:spacing w:after="0"/>
+            </w:pPr>
+            <w:r>
+              <w:rPr>
+                <w:sz w:val="16"/>
+              </w:rPr>
+            </w:r>
+            <w:r>
+              <w:rPr>
+                <w:sz w:val="16"/>
+              </w:rPr>
+              <w:t>2026-10-01</w:t>
+            </w:r>
+          </w:p>
+        </w:tc>
+      </w:tr>
+      <w:tr>
+        <w:tc>
+          <w:tcPr>
+            <w:tcW w:type="dxa" w:w="1399"/>
+          </w:tcPr>
+          <w:p>
+            <w:pPr>
+              <w:spacing w:after="0"/>
+            </w:pPr>
+            <w:r>
+              <w:rPr>
+                <w:sz w:val="16"/>
+              </w:rPr>
+            </w:r>
+            <w:r>
+              <w:rPr>
+                <w:sz w:val="16"/>
+              </w:rPr>
+              <w:t>GeNIS</w:t>
+            </w:r>
+          </w:p>
+        </w:tc>
+        <w:tc>
+          <w:tcPr>
+            <w:tcW w:type="dxa" w:w="1399"/>
+          </w:tcPr>
+          <w:p>
+            <w:pPr>
+              <w:spacing w:after="0"/>
+            </w:pPr>
+            <w:r>
+              <w:rPr>
+                <w:sz w:val="16"/>
+              </w:rPr>
+            </w:r>
+            <w:r>
+              <w:rPr>
+                <w:sz w:val="16"/>
+              </w:rPr>
+              <w:t>2025</w:t>
+            </w:r>
+          </w:p>
+        </w:tc>
+        <w:tc>
+          <w:tcPr>
+            <w:tcW w:type="dxa" w:w="1399"/>
+          </w:tcPr>
+          <w:p>
+            <w:pPr>
+              <w:spacing w:after="0"/>
+            </w:pPr>
+            <w:r>
+              <w:rPr>
+                <w:sz w:val="16"/>
+              </w:rPr>
+            </w:r>
+            <w:r>
+              <w:rPr>
+                <w:sz w:val="16"/>
+              </w:rPr>
+              <w:t>Zenodo record 14919237</w:t>
+            </w:r>
+          </w:p>
+        </w:tc>
+        <w:tc>
+          <w:tcPr>
+            <w:tcW w:type="dxa" w:w="1399"/>
+          </w:tcPr>
+          <w:p>
+            <w:pPr>
+              <w:spacing w:after="0"/>
+            </w:pPr>
+            <w:r>
+              <w:rPr>
+                <w:sz w:val="16"/>
+              </w:rPr>
+            </w:r>
+            <w:r>
+              <w:rPr>
+                <w:sz w:val="16"/>
+              </w:rPr>
+              <w:t>CC BY 4.0</w:t>
+            </w:r>
+          </w:p>
+        </w:tc>
+        <w:tc>
+          <w:tcPr>
+            <w:tcW w:type="dxa" w:w="1399"/>
+          </w:tcPr>
+          <w:p>
+            <w:pPr>
+              <w:spacing w:after="0"/>
+            </w:pPr>
+            <w:r>
+              <w:rPr>
+                <w:sz w:val="16"/>
+              </w:rPr>
+            </w:r>
+            <w:r>
+              <w:rPr>
+                <w:sz w:val="16"/>
+              </w:rPr>
+              <w:t>600.0 MB / 1 个文件</w:t>
+            </w:r>
+          </w:p>
+        </w:tc>
+        <w:tc>
+          <w:tcPr>
+            <w:tcW w:type="dxa" w:w="1399"/>
+          </w:tcPr>
+          <w:p>
+            <w:pPr>
+              <w:spacing w:after="0"/>
+            </w:pPr>
+            <w:r>
+              <w:rPr>
+                <w:sz w:val="16"/>
+              </w:rPr>
+            </w:r>
+            <w:r>
+              <w:rPr>
+                <w:rFonts w:ascii="Consolas" w:hAnsi="Consolas"/>
+                <w:sz w:val="16"/>
+              </w:rPr>
+              <w:t>50c696a8ccbc4320…</w:t>
+            </w:r>
+          </w:p>
+        </w:tc>
+        <w:tc>
+          <w:tcPr>
+            <w:tcW w:type="dxa" w:w="1399"/>
+          </w:tcPr>
+          <w:p>
+            <w:pPr>
+              <w:spacing w:after="0"/>
+            </w:pPr>
+            <w:r>
+              <w:rPr>
+                <w:sz w:val="16"/>
+              </w:rPr>
+            </w:r>
+            <w:r>
+              <w:rPr>
+                <w:sz w:val="16"/>
+              </w:rPr>
+              <w:t>2026-10-01</w:t>
+            </w:r>
+          </w:p>
+        </w:tc>
+      </w:tr>
+      <w:tr>
+        <w:tc>
+          <w:tcPr>
+            <w:tcW w:type="dxa" w:w="1399"/>
+          </w:tcPr>
+          <w:p>
+            <w:pPr>
+              <w:spacing w:after="0"/>
+            </w:pPr>
+            <w:r>
+              <w:rPr>
+                <w:sz w:val="16"/>
+              </w:rPr>
+            </w:r>
+            <w:r>
+              <w:rPr>
+                <w:sz w:val="16"/>
+              </w:rPr>
+              <w:t>IDS2025</w:t>
+            </w:r>
+          </w:p>
+        </w:tc>
+        <w:tc>
+          <w:tcPr>
+            <w:tcW w:type="dxa" w:w="1399"/>
+          </w:tcPr>
+          <w:p>
+            <w:pPr>
+              <w:spacing w:after="0"/>
+            </w:pPr>
+            <w:r>
+              <w:rPr>
+                <w:sz w:val="16"/>
+              </w:rPr>
+            </w:r>
+            <w:r>
+              <w:rPr>
+                <w:sz w:val="16"/>
+              </w:rPr>
+              <w:t>2025</w:t>
+            </w:r>
+          </w:p>
+        </w:tc>
+        <w:tc>
+          <w:tcPr>
+            <w:tcW w:type="dxa" w:w="1399"/>
+          </w:tcPr>
+          <w:p>
+            <w:pPr>
+              <w:spacing w:after="0"/>
+            </w:pPr>
+            <w:r>
+              <w:rPr>
+                <w:sz w:val="16"/>
+              </w:rPr>
+            </w:r>
+            <w:r>
+              <w:rPr>
+                <w:sz w:val="16"/>
+              </w:rPr>
+              <w:t xml:space="preserve">Mendeley Data </w:t>
+            </w:r>
+            <w:r>
+              <w:rPr>
+                <w:rFonts w:ascii="Consolas" w:hAnsi="Consolas"/>
+                <w:sz w:val="16"/>
+              </w:rPr>
+              <w:t>pkskt3fv3v</w:t>
+            </w:r>
+          </w:p>
+        </w:tc>
+        <w:tc>
+          <w:tcPr>
+            <w:tcW w:type="dxa" w:w="1399"/>
+          </w:tcPr>
+          <w:p>
+            <w:pPr>
+              <w:spacing w:after="0"/>
+            </w:pPr>
+            <w:r>
+              <w:rPr>
+                <w:sz w:val="16"/>
+              </w:rPr>
+            </w:r>
+            <w:r>
+              <w:rPr>
+                <w:sz w:val="16"/>
+              </w:rPr>
+              <w:t>记录页许可</w:t>
+            </w:r>
+          </w:p>
+        </w:tc>
+        <w:tc>
+          <w:tcPr>
+            <w:tcW w:type="dxa" w:w="1399"/>
+          </w:tcPr>
+          <w:p>
+            <w:pPr>
+              <w:spacing w:after="0"/>
+            </w:pPr>
+            <w:r>
+              <w:rPr>
+                <w:sz w:val="16"/>
+              </w:rPr>
+            </w:r>
+            <w:r>
+              <w:rPr>
+                <w:sz w:val="16"/>
+              </w:rPr>
+              <w:t>36.9 MB / 1 个文件</w:t>
+            </w:r>
+          </w:p>
+        </w:tc>
+        <w:tc>
+          <w:tcPr>
+            <w:tcW w:type="dxa" w:w="1399"/>
+          </w:tcPr>
+          <w:p>
+            <w:pPr>
+              <w:spacing w:after="0"/>
+            </w:pPr>
+            <w:r>
+              <w:rPr>
+                <w:sz w:val="16"/>
+              </w:rPr>
+            </w:r>
+            <w:r>
+              <w:rPr>
+                <w:rFonts w:ascii="Consolas" w:hAnsi="Consolas"/>
+                <w:sz w:val="16"/>
+              </w:rPr>
+              <w:t>d9f1d15abb54c80a…</w:t>
+            </w:r>
+          </w:p>
+        </w:tc>
+        <w:tc>
+          <w:tcPr>
+            <w:tcW w:type="dxa" w:w="1399"/>
+          </w:tcPr>
+          <w:p>
+            <w:pPr>
+              <w:spacing w:after="0"/>
+            </w:pPr>
+            <w:r>
+              <w:rPr>
+                <w:sz w:val="16"/>
+              </w:rPr>
+            </w:r>
+            <w:r>
+              <w:rPr>
+                <w:sz w:val="16"/>
+              </w:rPr>
+              <w:t>2026-10-01</w:t>
+            </w:r>
+          </w:p>
+        </w:tc>
+      </w:tr>
+    </w:tbl>
+    <w:p>
+      <w:pPr>
+        <w:spacing w:after="40"/>
+      </w:pPr>
     </w:p>
     <w:p>
       <w:pPr>
@@ -5082,7 +6745,7 @@
               <w:rPr>
                 <w:sz w:val="16"/>
               </w:rPr>
-              <w:t>（858 个文件）</w:t>
+              <w:t>（869 个文件）</w:t>
             </w:r>
           </w:p>
         </w:tc>

--- a/重构版论文_v4_20260915/数据与资料来源总表.docx
+++ b/重构版论文_v4_20260915/数据与资料来源总表.docx
@@ -2609,6 +2609,700 @@
                 <w:sz w:val="16"/>
               </w:rPr>
               <w:t>2026-10-01</w:t>
+            </w:r>
+          </w:p>
+        </w:tc>
+      </w:tr>
+    </w:tbl>
+    <w:p>
+      <w:pPr>
+        <w:spacing w:after="40"/>
+      </w:pPr>
+    </w:p>
+    <w:p>
+      <w:r>
+        <w:rPr>
+          <w:b/>
+        </w:rPr>
+        <w:t>候选语料与获取状态（2025 年检索）。</w:t>
+      </w:r>
+      <w:r>
+        <w:t xml:space="preserve"> 为回应「语料年代」的质疑，本文另检索了下列更晚发布的候选数据集；它们</w:t>
+      </w:r>
+      <w:r>
+        <w:rPr>
+          <w:b/>
+        </w:rPr>
+        <w:t>尚未进入正文结果</w:t>
+      </w:r>
+      <w:r>
+        <w:t>，此处登记的是检索与获取状态，以免读者以为作者没有检索过：</w:t>
+      </w:r>
+    </w:p>
+    <w:tbl>
+      <w:tblPr>
+        <w:tblStyle w:val="TableGrid"/>
+        <w:tblW w:type="auto" w:w="0"/>
+        <w:tblLook w:firstColumn="1" w:firstRow="1" w:lastColumn="0" w:lastRow="0" w:noHBand="0" w:noVBand="1" w:val="04A0"/>
+        <w:tblBorders>
+          <w:top w:val="single" w:sz="6" w:space="0" w:color="000000"/>
+          <w:left w:val="none" w:sz="0" w:space="0" w:color="auto"/>
+          <w:bottom w:val="single" w:sz="6" w:space="0" w:color="000000"/>
+          <w:right w:val="none" w:sz="0" w:space="0" w:color="auto"/>
+          <w:insideH w:val="single" w:sz="6" w:space="0" w:color="000000"/>
+          <w:insideV w:val="none" w:sz="0" w:space="0" w:color="auto"/>
+        </w:tblBorders>
+      </w:tblPr>
+      <w:tblGrid>
+        <w:gridCol w:w="1632"/>
+        <w:gridCol w:w="1632"/>
+        <w:gridCol w:w="1632"/>
+        <w:gridCol w:w="1632"/>
+        <w:gridCol w:w="1632"/>
+        <w:gridCol w:w="1632"/>
+      </w:tblGrid>
+      <w:tr>
+        <w:tc>
+          <w:tcPr>
+            <w:tcW w:type="dxa" w:w="1632"/>
+          </w:tcPr>
+          <w:p>
+            <w:pPr>
+              <w:spacing w:after="0"/>
+            </w:pPr>
+            <w:r>
+              <w:rPr>
+                <w:sz w:val="16"/>
+              </w:rPr>
+            </w:r>
+            <w:r>
+              <w:rPr>
+                <w:b/>
+                <w:sz w:val="16"/>
+              </w:rPr>
+              <w:t>数据集</w:t>
+            </w:r>
+          </w:p>
+        </w:tc>
+        <w:tc>
+          <w:tcPr>
+            <w:tcW w:type="dxa" w:w="1632"/>
+          </w:tcPr>
+          <w:p>
+            <w:pPr>
+              <w:spacing w:after="0"/>
+            </w:pPr>
+            <w:r>
+              <w:rPr>
+                <w:sz w:val="16"/>
+              </w:rPr>
+            </w:r>
+            <w:r>
+              <w:rPr>
+                <w:b/>
+                <w:sz w:val="16"/>
+              </w:rPr>
+              <w:t>发布年</w:t>
+            </w:r>
+          </w:p>
+        </w:tc>
+        <w:tc>
+          <w:tcPr>
+            <w:tcW w:type="dxa" w:w="1632"/>
+          </w:tcPr>
+          <w:p>
+            <w:pPr>
+              <w:spacing w:after="0"/>
+            </w:pPr>
+            <w:r>
+              <w:rPr>
+                <w:sz w:val="16"/>
+              </w:rPr>
+            </w:r>
+            <w:r>
+              <w:rPr>
+                <w:b/>
+                <w:sz w:val="16"/>
+              </w:rPr>
+              <w:t>来源</w:t>
+            </w:r>
+          </w:p>
+        </w:tc>
+        <w:tc>
+          <w:tcPr>
+            <w:tcW w:type="dxa" w:w="1632"/>
+          </w:tcPr>
+          <w:p>
+            <w:pPr>
+              <w:spacing w:after="0"/>
+            </w:pPr>
+            <w:r>
+              <w:rPr>
+                <w:sz w:val="16"/>
+              </w:rPr>
+            </w:r>
+            <w:r>
+              <w:rPr>
+                <w:b/>
+                <w:sz w:val="16"/>
+              </w:rPr>
+              <w:t>许可</w:t>
+            </w:r>
+          </w:p>
+        </w:tc>
+        <w:tc>
+          <w:tcPr>
+            <w:tcW w:type="dxa" w:w="1632"/>
+          </w:tcPr>
+          <w:p>
+            <w:pPr>
+              <w:spacing w:after="0"/>
+            </w:pPr>
+            <w:r>
+              <w:rPr>
+                <w:sz w:val="16"/>
+              </w:rPr>
+            </w:r>
+            <w:r>
+              <w:rPr>
+                <w:b/>
+                <w:sz w:val="16"/>
+              </w:rPr>
+              <w:t>获取方式</w:t>
+            </w:r>
+          </w:p>
+        </w:tc>
+        <w:tc>
+          <w:tcPr>
+            <w:tcW w:type="dxa" w:w="1632"/>
+          </w:tcPr>
+          <w:p>
+            <w:pPr>
+              <w:spacing w:after="0"/>
+            </w:pPr>
+            <w:r>
+              <w:rPr>
+                <w:sz w:val="16"/>
+              </w:rPr>
+            </w:r>
+            <w:r>
+              <w:rPr>
+                <w:b/>
+                <w:sz w:val="16"/>
+              </w:rPr>
+              <w:t>状态</w:t>
+            </w:r>
+          </w:p>
+        </w:tc>
+      </w:tr>
+      <w:tr>
+        <w:tc>
+          <w:tcPr>
+            <w:tcW w:type="dxa" w:w="1632"/>
+          </w:tcPr>
+          <w:p>
+            <w:pPr>
+              <w:spacing w:after="0"/>
+            </w:pPr>
+            <w:r>
+              <w:rPr>
+                <w:sz w:val="16"/>
+              </w:rPr>
+            </w:r>
+            <w:r>
+              <w:rPr>
+                <w:sz w:val="16"/>
+              </w:rPr>
+              <w:t>Gotham-2025</w:t>
+            </w:r>
+          </w:p>
+        </w:tc>
+        <w:tc>
+          <w:tcPr>
+            <w:tcW w:type="dxa" w:w="1632"/>
+          </w:tcPr>
+          <w:p>
+            <w:pPr>
+              <w:spacing w:after="0"/>
+            </w:pPr>
+            <w:r>
+              <w:rPr>
+                <w:sz w:val="16"/>
+              </w:rPr>
+            </w:r>
+            <w:r>
+              <w:rPr>
+                <w:sz w:val="16"/>
+              </w:rPr>
+              <w:t>2025</w:t>
+            </w:r>
+          </w:p>
+        </w:tc>
+        <w:tc>
+          <w:tcPr>
+            <w:tcW w:type="dxa" w:w="1632"/>
+          </w:tcPr>
+          <w:p>
+            <w:pPr>
+              <w:spacing w:after="0"/>
+            </w:pPr>
+            <w:r>
+              <w:rPr>
+                <w:sz w:val="16"/>
+              </w:rPr>
+            </w:r>
+            <w:r>
+              <w:rPr>
+                <w:sz w:val="16"/>
+              </w:rPr>
+              <w:t>Zenodo record 14502760（Gotham 测试床，78 台 IoT 设备的接口级流量）</w:t>
+            </w:r>
+          </w:p>
+        </w:tc>
+        <w:tc>
+          <w:tcPr>
+            <w:tcW w:type="dxa" w:w="1632"/>
+          </w:tcPr>
+          <w:p>
+            <w:pPr>
+              <w:spacing w:after="0"/>
+            </w:pPr>
+            <w:r>
+              <w:rPr>
+                <w:sz w:val="16"/>
+              </w:rPr>
+            </w:r>
+            <w:r>
+              <w:rPr>
+                <w:sz w:val="16"/>
+              </w:rPr>
+              <w:t>CC BY 4.0</w:t>
+            </w:r>
+          </w:p>
+        </w:tc>
+        <w:tc>
+          <w:tcPr>
+            <w:tcW w:type="dxa" w:w="1632"/>
+          </w:tcPr>
+          <w:p>
+            <w:pPr>
+              <w:spacing w:after="0"/>
+            </w:pPr>
+            <w:r>
+              <w:rPr>
+                <w:sz w:val="16"/>
+              </w:rPr>
+            </w:r>
+            <w:r>
+              <w:rPr>
+                <w:sz w:val="16"/>
+              </w:rPr>
+              <w:t>开放</w:t>
+            </w:r>
+          </w:p>
+        </w:tc>
+        <w:tc>
+          <w:tcPr>
+            <w:tcW w:type="dxa" w:w="1632"/>
+          </w:tcPr>
+          <w:p>
+            <w:pPr>
+              <w:spacing w:after="0"/>
+            </w:pPr>
+            <w:r>
+              <w:rPr>
+                <w:sz w:val="16"/>
+              </w:rPr>
+            </w:r>
+            <w:r>
+              <w:rPr>
+                <w:sz w:val="16"/>
+              </w:rPr>
+              <w:t>22.2 GiB 单归档；分块续传中，完成后按同一协议处理。（已续传 344/711 块）</w:t>
+            </w:r>
+          </w:p>
+        </w:tc>
+      </w:tr>
+      <w:tr>
+        <w:tc>
+          <w:tcPr>
+            <w:tcW w:type="dxa" w:w="1632"/>
+          </w:tcPr>
+          <w:p>
+            <w:pPr>
+              <w:spacing w:after="0"/>
+            </w:pPr>
+            <w:r>
+              <w:rPr>
+                <w:sz w:val="16"/>
+              </w:rPr>
+            </w:r>
+            <w:r>
+              <w:rPr>
+                <w:sz w:val="16"/>
+              </w:rPr>
+              <w:t>HybRID-18</w:t>
+            </w:r>
+          </w:p>
+        </w:tc>
+        <w:tc>
+          <w:tcPr>
+            <w:tcW w:type="dxa" w:w="1632"/>
+          </w:tcPr>
+          <w:p>
+            <w:pPr>
+              <w:spacing w:after="0"/>
+            </w:pPr>
+            <w:r>
+              <w:rPr>
+                <w:sz w:val="16"/>
+              </w:rPr>
+            </w:r>
+            <w:r>
+              <w:rPr>
+                <w:sz w:val="16"/>
+              </w:rPr>
+              <w:t>2025</w:t>
+            </w:r>
+          </w:p>
+        </w:tc>
+        <w:tc>
+          <w:tcPr>
+            <w:tcW w:type="dxa" w:w="1632"/>
+          </w:tcPr>
+          <w:p>
+            <w:pPr>
+              <w:spacing w:after="0"/>
+            </w:pPr>
+            <w:r>
+              <w:rPr>
+                <w:sz w:val="16"/>
+              </w:rPr>
+            </w:r>
+            <w:r>
+              <w:rPr>
+                <w:sz w:val="16"/>
+              </w:rPr>
+              <w:t>Sadhana 50:272（Indian Academy of Sciences）</w:t>
+            </w:r>
+          </w:p>
+        </w:tc>
+        <w:tc>
+          <w:tcPr>
+            <w:tcW w:type="dxa" w:w="1632"/>
+          </w:tcPr>
+          <w:p>
+            <w:pPr>
+              <w:spacing w:after="0"/>
+            </w:pPr>
+            <w:r>
+              <w:rPr>
+                <w:sz w:val="16"/>
+              </w:rPr>
+            </w:r>
+            <w:r>
+              <w:rPr>
+                <w:sz w:val="16"/>
+              </w:rPr>
+              <w:t>需向作者索取</w:t>
+            </w:r>
+          </w:p>
+        </w:tc>
+        <w:tc>
+          <w:tcPr>
+            <w:tcW w:type="dxa" w:w="1632"/>
+          </w:tcPr>
+          <w:p>
+            <w:pPr>
+              <w:spacing w:after="0"/>
+            </w:pPr>
+            <w:r>
+              <w:rPr>
+                <w:sz w:val="16"/>
+              </w:rPr>
+            </w:r>
+            <w:r>
+              <w:rPr>
+                <w:sz w:val="16"/>
+              </w:rPr>
+              <w:t>未公开</w:t>
+            </w:r>
+          </w:p>
+        </w:tc>
+        <w:tc>
+          <w:tcPr>
+            <w:tcW w:type="dxa" w:w="1632"/>
+          </w:tcPr>
+          <w:p>
+            <w:pPr>
+              <w:spacing w:after="0"/>
+            </w:pPr>
+            <w:r>
+              <w:rPr>
+                <w:sz w:val="16"/>
+              </w:rPr>
+            </w:r>
+            <w:r>
+              <w:rPr>
+                <w:sz w:val="16"/>
+              </w:rPr>
+              <w:t>论文未附公开仓库、DOI 或校验值，无法核对版本与字节，不满足逐字节复现要求。</w:t>
+            </w:r>
+          </w:p>
+        </w:tc>
+      </w:tr>
+      <w:tr>
+        <w:tc>
+          <w:tcPr>
+            <w:tcW w:type="dxa" w:w="1632"/>
+          </w:tcPr>
+          <w:p>
+            <w:pPr>
+              <w:spacing w:after="0"/>
+            </w:pPr>
+            <w:r>
+              <w:rPr>
+                <w:sz w:val="16"/>
+              </w:rPr>
+            </w:r>
+            <w:r>
+              <w:rPr>
+                <w:sz w:val="16"/>
+              </w:rPr>
+              <w:t>CICAPT-IIoT 2024</w:t>
+            </w:r>
+          </w:p>
+        </w:tc>
+        <w:tc>
+          <w:tcPr>
+            <w:tcW w:type="dxa" w:w="1632"/>
+          </w:tcPr>
+          <w:p>
+            <w:pPr>
+              <w:spacing w:after="0"/>
+            </w:pPr>
+            <w:r>
+              <w:rPr>
+                <w:sz w:val="16"/>
+              </w:rPr>
+            </w:r>
+            <w:r>
+              <w:rPr>
+                <w:sz w:val="16"/>
+              </w:rPr>
+              <w:t>2024</w:t>
+            </w:r>
+          </w:p>
+        </w:tc>
+        <w:tc>
+          <w:tcPr>
+            <w:tcW w:type="dxa" w:w="1632"/>
+          </w:tcPr>
+          <w:p>
+            <w:pPr>
+              <w:spacing w:after="0"/>
+            </w:pPr>
+            <w:r>
+              <w:rPr>
+                <w:sz w:val="16"/>
+              </w:rPr>
+            </w:r>
+            <w:r>
+              <w:rPr>
+                <w:sz w:val="16"/>
+              </w:rPr>
+              <w:t>UNB CIC（APT 溯源日志 + 网络流量）</w:t>
+            </w:r>
+          </w:p>
+        </w:tc>
+        <w:tc>
+          <w:tcPr>
+            <w:tcW w:type="dxa" w:w="1632"/>
+          </w:tcPr>
+          <w:p>
+            <w:pPr>
+              <w:spacing w:after="0"/>
+            </w:pPr>
+            <w:r>
+              <w:rPr>
+                <w:sz w:val="16"/>
+              </w:rPr>
+            </w:r>
+            <w:r>
+              <w:rPr>
+                <w:sz w:val="16"/>
+              </w:rPr>
+              <w:t>申请制</w:t>
+            </w:r>
+          </w:p>
+        </w:tc>
+        <w:tc>
+          <w:tcPr>
+            <w:tcW w:type="dxa" w:w="1632"/>
+          </w:tcPr>
+          <w:p>
+            <w:pPr>
+              <w:spacing w:after="0"/>
+            </w:pPr>
+            <w:r>
+              <w:rPr>
+                <w:sz w:val="16"/>
+              </w:rPr>
+            </w:r>
+            <w:r>
+              <w:rPr>
+                <w:sz w:val="16"/>
+              </w:rPr>
+              <w:t>申请制</w:t>
+            </w:r>
+          </w:p>
+        </w:tc>
+        <w:tc>
+          <w:tcPr>
+            <w:tcW w:type="dxa" w:w="1632"/>
+          </w:tcPr>
+          <w:p>
+            <w:pPr>
+              <w:spacing w:after="0"/>
+            </w:pPr>
+            <w:r>
+              <w:rPr>
+                <w:sz w:val="16"/>
+              </w:rPr>
+            </w:r>
+            <w:r>
+              <w:rPr>
+                <w:sz w:val="16"/>
+              </w:rPr>
+              <w:t>经 CIC 在线申请表发放，需提交个人与机构信息；本机无授权下载入口。</w:t>
+            </w:r>
+          </w:p>
+        </w:tc>
+      </w:tr>
+      <w:tr>
+        <w:tc>
+          <w:tcPr>
+            <w:tcW w:type="dxa" w:w="1632"/>
+          </w:tcPr>
+          <w:p>
+            <w:pPr>
+              <w:spacing w:after="0"/>
+            </w:pPr>
+            <w:r>
+              <w:rPr>
+                <w:sz w:val="16"/>
+              </w:rPr>
+            </w:r>
+            <w:r>
+              <w:rPr>
+                <w:sz w:val="16"/>
+              </w:rPr>
+              <w:t>DataSense CIC IIoT 2025</w:t>
+            </w:r>
+          </w:p>
+        </w:tc>
+        <w:tc>
+          <w:tcPr>
+            <w:tcW w:type="dxa" w:w="1632"/>
+          </w:tcPr>
+          <w:p>
+            <w:pPr>
+              <w:spacing w:after="0"/>
+            </w:pPr>
+            <w:r>
+              <w:rPr>
+                <w:sz w:val="16"/>
+              </w:rPr>
+            </w:r>
+            <w:r>
+              <w:rPr>
+                <w:sz w:val="16"/>
+              </w:rPr>
+              <w:t>2025</w:t>
+            </w:r>
+          </w:p>
+        </w:tc>
+        <w:tc>
+          <w:tcPr>
+            <w:tcW w:type="dxa" w:w="1632"/>
+          </w:tcPr>
+          <w:p>
+            <w:pPr>
+              <w:spacing w:after="0"/>
+            </w:pPr>
+            <w:r>
+              <w:rPr>
+                <w:sz w:val="16"/>
+              </w:rPr>
+            </w:r>
+            <w:r>
+              <w:rPr>
+                <w:sz w:val="16"/>
+              </w:rPr>
+              <w:t>UNB CIC（Electronics 14:4095）</w:t>
+            </w:r>
+          </w:p>
+        </w:tc>
+        <w:tc>
+          <w:tcPr>
+            <w:tcW w:type="dxa" w:w="1632"/>
+          </w:tcPr>
+          <w:p>
+            <w:pPr>
+              <w:spacing w:after="0"/>
+            </w:pPr>
+            <w:r>
+              <w:rPr>
+                <w:sz w:val="16"/>
+              </w:rPr>
+            </w:r>
+            <w:r>
+              <w:rPr>
+                <w:sz w:val="16"/>
+              </w:rPr>
+              <w:t>申请制</w:t>
+            </w:r>
+          </w:p>
+        </w:tc>
+        <w:tc>
+          <w:tcPr>
+            <w:tcW w:type="dxa" w:w="1632"/>
+          </w:tcPr>
+          <w:p>
+            <w:pPr>
+              <w:spacing w:after="0"/>
+            </w:pPr>
+            <w:r>
+              <w:rPr>
+                <w:sz w:val="16"/>
+              </w:rPr>
+            </w:r>
+            <w:r>
+              <w:rPr>
+                <w:sz w:val="16"/>
+              </w:rPr>
+              <w:t>申请制</w:t>
+            </w:r>
+          </w:p>
+        </w:tc>
+        <w:tc>
+          <w:tcPr>
+            <w:tcW w:type="dxa" w:w="1632"/>
+          </w:tcPr>
+          <w:p>
+            <w:pPr>
+              <w:spacing w:after="0"/>
+            </w:pPr>
+            <w:r>
+              <w:rPr>
+                <w:sz w:val="16"/>
+              </w:rPr>
+            </w:r>
+            <w:r>
+              <w:rPr>
+                <w:sz w:val="16"/>
+              </w:rPr>
+              <w:t>CIC 下载表单发放；任务设定为传感器基准，与流特征分类协议不可直接比较。</w:t>
             </w:r>
           </w:p>
         </w:tc>
@@ -6745,7 +7439,7 @@
               <w:rPr>
                 <w:sz w:val="16"/>
               </w:rPr>
-              <w:t>（869 个文件）</w:t>
+              <w:t>（871 个文件）</w:t>
             </w:r>
           </w:p>
         </w:tc>

--- a/重构版论文_v4_20260915/数据与资料来源总表.docx
+++ b/重构版论文_v4_20260915/数据与资料来源总表.docx
@@ -7439,7 +7439,7 @@
               <w:rPr>
                 <w:sz w:val="16"/>
               </w:rPr>
-              <w:t>（871 个文件）</w:t>
+              <w:t>（872 个文件）</w:t>
             </w:r>
           </w:p>
         </w:tc>

--- a/重构版论文_v4_20260915/数据与资料来源总表.docx
+++ b/重构版论文_v4_20260915/数据与资料来源总表.docx
@@ -7439,7 +7439,7 @@
               <w:rPr>
                 <w:sz w:val="16"/>
               </w:rPr>
-              <w:t>（872 个文件）</w:t>
+              <w:t>（873 个文件）</w:t>
             </w:r>
           </w:p>
         </w:tc>

--- a/重构版论文_v4_20260915/数据与资料来源总表.docx
+++ b/重构版论文_v4_20260915/数据与资料来源总表.docx
@@ -7439,7 +7439,7 @@
               <w:rPr>
                 <w:sz w:val="16"/>
               </w:rPr>
-              <w:t>（873 个文件）</w:t>
+              <w:t>（874 个文件）</w:t>
             </w:r>
           </w:p>
         </w:tc>

--- a/重构版论文_v4_20260915/数据与资料来源总表.docx
+++ b/重构版论文_v4_20260915/数据与资料来源总表.docx
@@ -961,12 +961,12 @@
         <w:rPr>
           <w:b/>
         </w:rPr>
-        <w:t>扩展语料（第 5.8 节，九项）</w:t>
+        <w:t>扩展语料（第 5.8 节，十项）</w:t>
       </w:r>
     </w:p>
     <w:p>
       <w:r>
-        <w:t xml:space="preserve">这九项与上面四项一样，都在同一套处理与评估协议下运行，只是只用于扩展实验。原始文件与获取清单保存在 </w:t>
+        <w:t xml:space="preserve">这十项与上面四项一样，都在同一套处理与评估协议下运行，只是只用于扩展实验。原始文件与获取清单保存在 </w:t>
       </w:r>
       <w:r>
         <w:rPr>
@@ -1002,7 +1002,16 @@
         <w:t>scripts/fetch_2025_corpora_v1.py</w:t>
       </w:r>
       <w:r>
-        <w:t xml:space="preserve"> 重新取得，并与下表的 SHA-256 逐字节核对。</w:t>
+        <w:t>、</w:t>
+      </w:r>
+      <w:r>
+        <w:rPr>
+          <w:rFonts w:ascii="Consolas" w:hAnsi="Consolas"/>
+        </w:rPr>
+        <w:t>scripts/fetch_gotham2025_v1.py</w:t>
+      </w:r>
+      <w:r>
+        <w:t xml:space="preserve"> 重新取得，并与下表的校验值逐字节核对。</w:t>
       </w:r>
     </w:p>
     <w:tbl>
@@ -2609,6 +2618,156 @@
                 <w:sz w:val="16"/>
               </w:rPr>
               <w:t>2026-10-01</w:t>
+            </w:r>
+          </w:p>
+        </w:tc>
+      </w:tr>
+      <w:tr>
+        <w:tc>
+          <w:tcPr>
+            <w:tcW w:type="dxa" w:w="1399"/>
+          </w:tcPr>
+          <w:p>
+            <w:pPr>
+              <w:spacing w:after="0"/>
+            </w:pPr>
+            <w:r>
+              <w:rPr>
+                <w:sz w:val="16"/>
+              </w:rPr>
+            </w:r>
+            <w:r>
+              <w:rPr>
+                <w:sz w:val="16"/>
+              </w:rPr>
+              <w:t>Gotham-2025</w:t>
+            </w:r>
+          </w:p>
+        </w:tc>
+        <w:tc>
+          <w:tcPr>
+            <w:tcW w:type="dxa" w:w="1399"/>
+          </w:tcPr>
+          <w:p>
+            <w:pPr>
+              <w:spacing w:after="0"/>
+            </w:pPr>
+            <w:r>
+              <w:rPr>
+                <w:sz w:val="16"/>
+              </w:rPr>
+            </w:r>
+            <w:r>
+              <w:rPr>
+                <w:sz w:val="16"/>
+              </w:rPr>
+              <w:t>2025</w:t>
+            </w:r>
+          </w:p>
+        </w:tc>
+        <w:tc>
+          <w:tcPr>
+            <w:tcW w:type="dxa" w:w="1399"/>
+          </w:tcPr>
+          <w:p>
+            <w:pPr>
+              <w:spacing w:after="0"/>
+            </w:pPr>
+            <w:r>
+              <w:rPr>
+                <w:sz w:val="16"/>
+              </w:rPr>
+            </w:r>
+            <w:r>
+              <w:rPr>
+                <w:sz w:val="16"/>
+              </w:rPr>
+              <w:t>Zenodo record 14502760（Gotham 测试床，78 台 IoT 设备，CC BY 4.0）</w:t>
+            </w:r>
+          </w:p>
+        </w:tc>
+        <w:tc>
+          <w:tcPr>
+            <w:tcW w:type="dxa" w:w="1399"/>
+          </w:tcPr>
+          <w:p>
+            <w:pPr>
+              <w:spacing w:after="0"/>
+            </w:pPr>
+            <w:r>
+              <w:rPr>
+                <w:sz w:val="16"/>
+              </w:rPr>
+            </w:r>
+            <w:r>
+              <w:rPr>
+                <w:sz w:val="16"/>
+              </w:rPr>
+              <w:t>CC BY 4.0</w:t>
+            </w:r>
+          </w:p>
+        </w:tc>
+        <w:tc>
+          <w:tcPr>
+            <w:tcW w:type="dxa" w:w="1399"/>
+          </w:tcPr>
+          <w:p>
+            <w:pPr>
+              <w:spacing w:after="0"/>
+            </w:pPr>
+            <w:r>
+              <w:rPr>
+                <w:sz w:val="16"/>
+              </w:rPr>
+            </w:r>
+            <w:r>
+              <w:rPr>
+                <w:sz w:val="16"/>
+              </w:rPr>
+              <w:t>23825.0 MB / 1 个文件</w:t>
+            </w:r>
+          </w:p>
+        </w:tc>
+        <w:tc>
+          <w:tcPr>
+            <w:tcW w:type="dxa" w:w="1399"/>
+          </w:tcPr>
+          <w:p>
+            <w:pPr>
+              <w:spacing w:after="0"/>
+            </w:pPr>
+            <w:r>
+              <w:rPr>
+                <w:sz w:val="16"/>
+              </w:rPr>
+            </w:r>
+            <w:r>
+              <w:rPr>
+                <w:rFonts w:ascii="Consolas" w:hAnsi="Consolas"/>
+                <w:sz w:val="16"/>
+              </w:rPr>
+              <w:t>7ca78c0517ccb3d2…</w:t>
+            </w:r>
+          </w:p>
+        </w:tc>
+        <w:tc>
+          <w:tcPr>
+            <w:tcW w:type="dxa" w:w="1399"/>
+          </w:tcPr>
+          <w:p>
+            <w:pPr>
+              <w:spacing w:after="0"/>
+            </w:pPr>
+            <w:r>
+              <w:rPr>
+                <w:sz w:val="16"/>
+              </w:rPr>
+            </w:r>
+            <w:r>
+              <w:rPr>
+                <w:sz w:val="16"/>
+              </w:rPr>
+              <w:t>2026-10-02</w:t>
             </w:r>
           </w:p>
         </w:tc>
@@ -2791,134 +2950,6 @@
                 <w:sz w:val="16"/>
               </w:rPr>
               <w:t>状态</w:t>
-            </w:r>
-          </w:p>
-        </w:tc>
-      </w:tr>
-      <w:tr>
-        <w:tc>
-          <w:tcPr>
-            <w:tcW w:type="dxa" w:w="1632"/>
-          </w:tcPr>
-          <w:p>
-            <w:pPr>
-              <w:spacing w:after="0"/>
-            </w:pPr>
-            <w:r>
-              <w:rPr>
-                <w:sz w:val="16"/>
-              </w:rPr>
-            </w:r>
-            <w:r>
-              <w:rPr>
-                <w:sz w:val="16"/>
-              </w:rPr>
-              <w:t>Gotham-2025</w:t>
-            </w:r>
-          </w:p>
-        </w:tc>
-        <w:tc>
-          <w:tcPr>
-            <w:tcW w:type="dxa" w:w="1632"/>
-          </w:tcPr>
-          <w:p>
-            <w:pPr>
-              <w:spacing w:after="0"/>
-            </w:pPr>
-            <w:r>
-              <w:rPr>
-                <w:sz w:val="16"/>
-              </w:rPr>
-            </w:r>
-            <w:r>
-              <w:rPr>
-                <w:sz w:val="16"/>
-              </w:rPr>
-              <w:t>2025</w:t>
-            </w:r>
-          </w:p>
-        </w:tc>
-        <w:tc>
-          <w:tcPr>
-            <w:tcW w:type="dxa" w:w="1632"/>
-          </w:tcPr>
-          <w:p>
-            <w:pPr>
-              <w:spacing w:after="0"/>
-            </w:pPr>
-            <w:r>
-              <w:rPr>
-                <w:sz w:val="16"/>
-              </w:rPr>
-            </w:r>
-            <w:r>
-              <w:rPr>
-                <w:sz w:val="16"/>
-              </w:rPr>
-              <w:t>Zenodo record 14502760（Gotham 测试床，78 台 IoT 设备的接口级流量）</w:t>
-            </w:r>
-          </w:p>
-        </w:tc>
-        <w:tc>
-          <w:tcPr>
-            <w:tcW w:type="dxa" w:w="1632"/>
-          </w:tcPr>
-          <w:p>
-            <w:pPr>
-              <w:spacing w:after="0"/>
-            </w:pPr>
-            <w:r>
-              <w:rPr>
-                <w:sz w:val="16"/>
-              </w:rPr>
-            </w:r>
-            <w:r>
-              <w:rPr>
-                <w:sz w:val="16"/>
-              </w:rPr>
-              <w:t>CC BY 4.0</w:t>
-            </w:r>
-          </w:p>
-        </w:tc>
-        <w:tc>
-          <w:tcPr>
-            <w:tcW w:type="dxa" w:w="1632"/>
-          </w:tcPr>
-          <w:p>
-            <w:pPr>
-              <w:spacing w:after="0"/>
-            </w:pPr>
-            <w:r>
-              <w:rPr>
-                <w:sz w:val="16"/>
-              </w:rPr>
-            </w:r>
-            <w:r>
-              <w:rPr>
-                <w:sz w:val="16"/>
-              </w:rPr>
-              <w:t>开放</w:t>
-            </w:r>
-          </w:p>
-        </w:tc>
-        <w:tc>
-          <w:tcPr>
-            <w:tcW w:type="dxa" w:w="1632"/>
-          </w:tcPr>
-          <w:p>
-            <w:pPr>
-              <w:spacing w:after="0"/>
-            </w:pPr>
-            <w:r>
-              <w:rPr>
-                <w:sz w:val="16"/>
-              </w:rPr>
-            </w:r>
-            <w:r>
-              <w:rPr>
-                <w:sz w:val="16"/>
-              </w:rPr>
-              <w:t>22.2 GiB 单归档；分块续传中，完成后按同一协议处理。（已续传 344/711 块）</w:t>
             </w:r>
           </w:p>
         </w:tc>
@@ -7439,7 +7470,7 @@
               <w:rPr>
                 <w:sz w:val="16"/>
               </w:rPr>
-              <w:t>（874 个文件）</w:t>
+              <w:t>（885 个文件）</w:t>
             </w:r>
           </w:p>
         </w:tc>

--- a/重构版论文_v4_20260915/数据与资料来源总表.docx
+++ b/重构版论文_v4_20260915/数据与资料来源总表.docx
@@ -961,12 +961,12 @@
         <w:rPr>
           <w:b/>
         </w:rPr>
-        <w:t>扩展语料（第 5.8 节，十项）</w:t>
+        <w:t>扩展语料（第 5.8 节，十三项）</w:t>
       </w:r>
     </w:p>
     <w:p>
       <w:r>
-        <w:t xml:space="preserve">这十项与上面四项一样，都在同一套处理与评估协议下运行，只是只用于扩展实验。原始文件与获取清单保存在 </w:t>
+        <w:t xml:space="preserve">这十三项与上面四项一样，都在同一套处理与评估协议下运行，只是只用于扩展实验。原始文件与获取清单保存在 </w:t>
       </w:r>
       <w:r>
         <w:rPr>
@@ -1011,6 +1011,15 @@
         <w:t>scripts/fetch_gotham2025_v1.py</w:t>
       </w:r>
       <w:r>
+        <w:t>、</w:t>
+      </w:r>
+      <w:r>
+        <w:rPr>
+          <w:rFonts w:ascii="Consolas" w:hAnsi="Consolas"/>
+        </w:rPr>
+        <w:t>scripts/fetch_2026_corpora_v1.py</w:t>
+      </w:r>
+      <w:r>
         <w:t xml:space="preserve"> 重新取得，并与下表的校验值逐字节核对。</w:t>
       </w:r>
     </w:p>
@@ -2747,6 +2756,462 @@
                 <w:sz w:val="16"/>
               </w:rPr>
               <w:t>7ca78c0517ccb3d2…</w:t>
+            </w:r>
+          </w:p>
+        </w:tc>
+        <w:tc>
+          <w:tcPr>
+            <w:tcW w:type="dxa" w:w="1399"/>
+          </w:tcPr>
+          <w:p>
+            <w:pPr>
+              <w:spacing w:after="0"/>
+            </w:pPr>
+            <w:r>
+              <w:rPr>
+                <w:sz w:val="16"/>
+              </w:rPr>
+            </w:r>
+            <w:r>
+              <w:rPr>
+                <w:sz w:val="16"/>
+              </w:rPr>
+              <w:t>2026-10-02</w:t>
+            </w:r>
+          </w:p>
+        </w:tc>
+      </w:tr>
+      <w:tr>
+        <w:tc>
+          <w:tcPr>
+            <w:tcW w:type="dxa" w:w="1399"/>
+          </w:tcPr>
+          <w:p>
+            <w:pPr>
+              <w:spacing w:after="0"/>
+            </w:pPr>
+            <w:r>
+              <w:rPr>
+                <w:sz w:val="16"/>
+              </w:rPr>
+            </w:r>
+            <w:r>
+              <w:rPr>
+                <w:sz w:val="16"/>
+              </w:rPr>
+              <w:t>CTU-IDSEVAL-6</w:t>
+            </w:r>
+          </w:p>
+        </w:tc>
+        <w:tc>
+          <w:tcPr>
+            <w:tcW w:type="dxa" w:w="1399"/>
+          </w:tcPr>
+          <w:p>
+            <w:pPr>
+              <w:spacing w:after="0"/>
+            </w:pPr>
+            <w:r>
+              <w:rPr>
+                <w:sz w:val="16"/>
+              </w:rPr>
+            </w:r>
+            <w:r>
+              <w:rPr>
+                <w:sz w:val="16"/>
+              </w:rPr>
+              <w:t>2026</w:t>
+            </w:r>
+          </w:p>
+        </w:tc>
+        <w:tc>
+          <w:tcPr>
+            <w:tcW w:type="dxa" w:w="1399"/>
+          </w:tcPr>
+          <w:p>
+            <w:pPr>
+              <w:spacing w:after="0"/>
+            </w:pPr>
+            <w:r>
+              <w:rPr>
+                <w:sz w:val="16"/>
+              </w:rPr>
+            </w:r>
+            <w:r>
+              <w:rPr>
+                <w:sz w:val="16"/>
+              </w:rPr>
+              <w:t>Zenodo record 21027042（Zeek 连接日志，CTU）</w:t>
+            </w:r>
+          </w:p>
+        </w:tc>
+        <w:tc>
+          <w:tcPr>
+            <w:tcW w:type="dxa" w:w="1399"/>
+          </w:tcPr>
+          <w:p>
+            <w:pPr>
+              <w:spacing w:after="0"/>
+            </w:pPr>
+            <w:r>
+              <w:rPr>
+                <w:sz w:val="16"/>
+              </w:rPr>
+            </w:r>
+            <w:r>
+              <w:rPr>
+                <w:sz w:val="16"/>
+              </w:rPr>
+              <w:t>CC BY 4.0</w:t>
+            </w:r>
+          </w:p>
+        </w:tc>
+        <w:tc>
+          <w:tcPr>
+            <w:tcW w:type="dxa" w:w="1399"/>
+          </w:tcPr>
+          <w:p>
+            <w:pPr>
+              <w:spacing w:after="0"/>
+            </w:pPr>
+            <w:r>
+              <w:rPr>
+                <w:sz w:val="16"/>
+              </w:rPr>
+            </w:r>
+            <w:r>
+              <w:rPr>
+                <w:sz w:val="16"/>
+              </w:rPr>
+              <w:t>7.3 MB / 3 个文件</w:t>
+            </w:r>
+          </w:p>
+        </w:tc>
+        <w:tc>
+          <w:tcPr>
+            <w:tcW w:type="dxa" w:w="1399"/>
+          </w:tcPr>
+          <w:p>
+            <w:pPr>
+              <w:spacing w:after="0"/>
+            </w:pPr>
+            <w:r>
+              <w:rPr>
+                <w:sz w:val="16"/>
+              </w:rPr>
+            </w:r>
+            <w:r>
+              <w:rPr>
+                <w:rFonts w:ascii="Consolas" w:hAnsi="Consolas"/>
+                <w:sz w:val="16"/>
+              </w:rPr>
+              <w:t>33b57c813053eed1…</w:t>
+            </w:r>
+            <w:r>
+              <w:rPr>
+                <w:sz w:val="16"/>
+              </w:rPr>
+              <w:t>（共 3 个文件）</w:t>
+            </w:r>
+          </w:p>
+        </w:tc>
+        <w:tc>
+          <w:tcPr>
+            <w:tcW w:type="dxa" w:w="1399"/>
+          </w:tcPr>
+          <w:p>
+            <w:pPr>
+              <w:spacing w:after="0"/>
+            </w:pPr>
+            <w:r>
+              <w:rPr>
+                <w:sz w:val="16"/>
+              </w:rPr>
+            </w:r>
+            <w:r>
+              <w:rPr>
+                <w:sz w:val="16"/>
+              </w:rPr>
+              <w:t>2026-10-02</w:t>
+            </w:r>
+          </w:p>
+        </w:tc>
+      </w:tr>
+      <w:tr>
+        <w:tc>
+          <w:tcPr>
+            <w:tcW w:type="dxa" w:w="1399"/>
+          </w:tcPr>
+          <w:p>
+            <w:pPr>
+              <w:spacing w:after="0"/>
+            </w:pPr>
+            <w:r>
+              <w:rPr>
+                <w:sz w:val="16"/>
+              </w:rPr>
+            </w:r>
+            <w:r>
+              <w:rPr>
+                <w:sz w:val="16"/>
+              </w:rPr>
+              <w:t>6TiSCHSet-2026</w:t>
+            </w:r>
+          </w:p>
+        </w:tc>
+        <w:tc>
+          <w:tcPr>
+            <w:tcW w:type="dxa" w:w="1399"/>
+          </w:tcPr>
+          <w:p>
+            <w:pPr>
+              <w:spacing w:after="0"/>
+            </w:pPr>
+            <w:r>
+              <w:rPr>
+                <w:sz w:val="16"/>
+              </w:rPr>
+            </w:r>
+            <w:r>
+              <w:rPr>
+                <w:sz w:val="16"/>
+              </w:rPr>
+              <w:t>2026</w:t>
+            </w:r>
+          </w:p>
+        </w:tc>
+        <w:tc>
+          <w:tcPr>
+            <w:tcW w:type="dxa" w:w="1399"/>
+          </w:tcPr>
+          <w:p>
+            <w:pPr>
+              <w:spacing w:after="0"/>
+            </w:pPr>
+            <w:r>
+              <w:rPr>
+                <w:sz w:val="16"/>
+              </w:rPr>
+            </w:r>
+            <w:r>
+              <w:rPr>
+                <w:sz w:val="16"/>
+              </w:rPr>
+              <w:t>Zenodo record 22113022（6TiSCH 遥测，自带泄漏感知基准）</w:t>
+            </w:r>
+          </w:p>
+        </w:tc>
+        <w:tc>
+          <w:tcPr>
+            <w:tcW w:type="dxa" w:w="1399"/>
+          </w:tcPr>
+          <w:p>
+            <w:pPr>
+              <w:spacing w:after="0"/>
+            </w:pPr>
+            <w:r>
+              <w:rPr>
+                <w:sz w:val="16"/>
+              </w:rPr>
+            </w:r>
+            <w:r>
+              <w:rPr>
+                <w:sz w:val="16"/>
+              </w:rPr>
+              <w:t>CC BY 4.0</w:t>
+            </w:r>
+          </w:p>
+        </w:tc>
+        <w:tc>
+          <w:tcPr>
+            <w:tcW w:type="dxa" w:w="1399"/>
+          </w:tcPr>
+          <w:p>
+            <w:pPr>
+              <w:spacing w:after="0"/>
+            </w:pPr>
+            <w:r>
+              <w:rPr>
+                <w:sz w:val="16"/>
+              </w:rPr>
+            </w:r>
+            <w:r>
+              <w:rPr>
+                <w:sz w:val="16"/>
+              </w:rPr>
+              <w:t>888.1 MB / 1 个文件</w:t>
+            </w:r>
+          </w:p>
+        </w:tc>
+        <w:tc>
+          <w:tcPr>
+            <w:tcW w:type="dxa" w:w="1399"/>
+          </w:tcPr>
+          <w:p>
+            <w:pPr>
+              <w:spacing w:after="0"/>
+            </w:pPr>
+            <w:r>
+              <w:rPr>
+                <w:sz w:val="16"/>
+              </w:rPr>
+            </w:r>
+            <w:r>
+              <w:rPr>
+                <w:rFonts w:ascii="Consolas" w:hAnsi="Consolas"/>
+                <w:sz w:val="16"/>
+              </w:rPr>
+              <w:t>9d2bd5d9009df18c…</w:t>
+            </w:r>
+          </w:p>
+        </w:tc>
+        <w:tc>
+          <w:tcPr>
+            <w:tcW w:type="dxa" w:w="1399"/>
+          </w:tcPr>
+          <w:p>
+            <w:pPr>
+              <w:spacing w:after="0"/>
+            </w:pPr>
+            <w:r>
+              <w:rPr>
+                <w:sz w:val="16"/>
+              </w:rPr>
+            </w:r>
+            <w:r>
+              <w:rPr>
+                <w:sz w:val="16"/>
+              </w:rPr>
+              <w:t>2026-10-02</w:t>
+            </w:r>
+          </w:p>
+        </w:tc>
+      </w:tr>
+      <w:tr>
+        <w:tc>
+          <w:tcPr>
+            <w:tcW w:type="dxa" w:w="1399"/>
+          </w:tcPr>
+          <w:p>
+            <w:pPr>
+              <w:spacing w:after="0"/>
+            </w:pPr>
+            <w:r>
+              <w:rPr>
+                <w:sz w:val="16"/>
+              </w:rPr>
+            </w:r>
+            <w:r>
+              <w:rPr>
+                <w:sz w:val="16"/>
+              </w:rPr>
+              <w:t>RTN-traffic-2026</w:t>
+            </w:r>
+          </w:p>
+        </w:tc>
+        <w:tc>
+          <w:tcPr>
+            <w:tcW w:type="dxa" w:w="1399"/>
+          </w:tcPr>
+          <w:p>
+            <w:pPr>
+              <w:spacing w:after="0"/>
+            </w:pPr>
+            <w:r>
+              <w:rPr>
+                <w:sz w:val="16"/>
+              </w:rPr>
+            </w:r>
+            <w:r>
+              <w:rPr>
+                <w:sz w:val="16"/>
+              </w:rPr>
+              <w:t>2026</w:t>
+            </w:r>
+          </w:p>
+        </w:tc>
+        <w:tc>
+          <w:tcPr>
+            <w:tcW w:type="dxa" w:w="1399"/>
+          </w:tcPr>
+          <w:p>
+            <w:pPr>
+              <w:spacing w:after="0"/>
+            </w:pPr>
+            <w:r>
+              <w:rPr>
+                <w:sz w:val="16"/>
+              </w:rPr>
+            </w:r>
+            <w:r>
+              <w:rPr>
+                <w:sz w:val="16"/>
+              </w:rPr>
+              <w:t>Zenodo record 18910837（数据包级 CSV）</w:t>
+            </w:r>
+          </w:p>
+        </w:tc>
+        <w:tc>
+          <w:tcPr>
+            <w:tcW w:type="dxa" w:w="1399"/>
+          </w:tcPr>
+          <w:p>
+            <w:pPr>
+              <w:spacing w:after="0"/>
+            </w:pPr>
+            <w:r>
+              <w:rPr>
+                <w:sz w:val="16"/>
+              </w:rPr>
+            </w:r>
+            <w:r>
+              <w:rPr>
+                <w:sz w:val="16"/>
+              </w:rPr>
+              <w:t>CC BY 4.0</w:t>
+            </w:r>
+          </w:p>
+        </w:tc>
+        <w:tc>
+          <w:tcPr>
+            <w:tcW w:type="dxa" w:w="1399"/>
+          </w:tcPr>
+          <w:p>
+            <w:pPr>
+              <w:spacing w:after="0"/>
+            </w:pPr>
+            <w:r>
+              <w:rPr>
+                <w:sz w:val="16"/>
+              </w:rPr>
+            </w:r>
+            <w:r>
+              <w:rPr>
+                <w:sz w:val="16"/>
+              </w:rPr>
+              <w:t>38.0 MB / 1 个文件</w:t>
+            </w:r>
+          </w:p>
+        </w:tc>
+        <w:tc>
+          <w:tcPr>
+            <w:tcW w:type="dxa" w:w="1399"/>
+          </w:tcPr>
+          <w:p>
+            <w:pPr>
+              <w:spacing w:after="0"/>
+            </w:pPr>
+            <w:r>
+              <w:rPr>
+                <w:sz w:val="16"/>
+              </w:rPr>
+            </w:r>
+            <w:r>
+              <w:rPr>
+                <w:rFonts w:ascii="Consolas" w:hAnsi="Consolas"/>
+                <w:sz w:val="16"/>
+              </w:rPr>
+              <w:t>81e307809d1d0dde…</w:t>
             </w:r>
           </w:p>
         </w:tc>
@@ -7470,7 +7935,7 @@
               <w:rPr>
                 <w:sz w:val="16"/>
               </w:rPr>
-              <w:t>（885 个文件）</w:t>
+              <w:t>（898 个文件）</w:t>
             </w:r>
           </w:p>
         </w:tc>

--- a/重构版论文_v4_20260915/数据与资料来源总表.docx
+++ b/重构版论文_v4_20260915/数据与资料来源总表.docx
@@ -7935,7 +7935,7 @@
               <w:rPr>
                 <w:sz w:val="16"/>
               </w:rPr>
-              <w:t>（898 个文件）</w:t>
+              <w:t>（901 个文件）</w:t>
             </w:r>
           </w:p>
         </w:tc>

--- a/重构版论文_v4_20260915/数据与资料来源总表.docx
+++ b/重构版论文_v4_20260915/数据与资料来源总表.docx
@@ -955,6 +955,305 @@
       <w:r>
         <w:t>。</w:t>
       </w:r>
+    </w:p>
+    <w:p>
+      <w:r>
+        <w:rPr>
+          <w:b/>
+        </w:rPr>
+        <w:t>现代语料阶梯（第 5.8–5.9 节，2026-10-03 批次）</w:t>
+      </w:r>
+    </w:p>
+    <w:p>
+      <w:r>
+        <w:t xml:space="preserve">这一批不引入新语料，而是把已有语料的使用方式补齐到可审计的程度：规模档位（CIC-IoT-2023 每类 20 万/50 万，Gotham-2025 每类 20 万与不限上限全档）、来源留出（Gotham 逐设备 12/78、6TiSCHSet 逐运行 12/122）、特征预算扫描（k=8/16/32/60）与机制套件（边距上界、权重机制、多样性）。全部十种子，逐样本预测与汇总如下表所列，均由 </w:t>
+      </w:r>
+      <w:r>
+        <w:rPr>
+          <w:rFonts w:ascii="Consolas" w:hAnsi="Consolas"/>
+        </w:rPr>
+        <w:t>scripts/</w:t>
+      </w:r>
+      <w:r>
+        <w:t xml:space="preserve"> 下的脚本重新生成。</w:t>
+      </w:r>
+    </w:p>
+    <w:tbl>
+      <w:tblPr>
+        <w:tblStyle w:val="TableGrid"/>
+        <w:tblW w:type="auto" w:w="0"/>
+        <w:tblLook w:firstColumn="1" w:firstRow="1" w:lastColumn="0" w:lastRow="0" w:noHBand="0" w:noVBand="1" w:val="04A0"/>
+        <w:tblBorders>
+          <w:top w:val="single" w:sz="6" w:space="0" w:color="000000"/>
+          <w:left w:val="none" w:sz="0" w:space="0" w:color="auto"/>
+          <w:bottom w:val="single" w:sz="6" w:space="0" w:color="000000"/>
+          <w:right w:val="none" w:sz="0" w:space="0" w:color="auto"/>
+          <w:insideH w:val="single" w:sz="6" w:space="0" w:color="000000"/>
+          <w:insideV w:val="none" w:sz="0" w:space="0" w:color="auto"/>
+        </w:tblBorders>
+      </w:tblPr>
+      <w:tblGrid>
+        <w:gridCol w:w="3264"/>
+        <w:gridCol w:w="3264"/>
+        <w:gridCol w:w="3264"/>
+      </w:tblGrid>
+      <w:tr>
+        <w:tc>
+          <w:tcPr>
+            <w:tcW w:type="dxa" w:w="3264"/>
+          </w:tcPr>
+          <w:p>
+            <w:pPr>
+              <w:spacing w:after="0"/>
+            </w:pPr>
+            <w:r>
+              <w:rPr>
+                <w:sz w:val="16"/>
+              </w:rPr>
+            </w:r>
+            <w:r>
+              <w:rPr>
+                <w:b/>
+                <w:sz w:val="16"/>
+              </w:rPr>
+              <w:t>组件</w:t>
+            </w:r>
+          </w:p>
+        </w:tc>
+        <w:tc>
+          <w:tcPr>
+            <w:tcW w:type="dxa" w:w="3264"/>
+          </w:tcPr>
+          <w:p>
+            <w:pPr>
+              <w:spacing w:after="0"/>
+            </w:pPr>
+            <w:r>
+              <w:rPr>
+                <w:sz w:val="16"/>
+              </w:rPr>
+            </w:r>
+            <w:r>
+              <w:rPr>
+                <w:b/>
+                <w:sz w:val="16"/>
+              </w:rPr>
+              <w:t>产物目录</w:t>
+            </w:r>
+          </w:p>
+        </w:tc>
+        <w:tc>
+          <w:tcPr>
+            <w:tcW w:type="dxa" w:w="3264"/>
+          </w:tcPr>
+          <w:p>
+            <w:pPr>
+              <w:spacing w:after="0"/>
+            </w:pPr>
+            <w:r>
+              <w:rPr>
+                <w:sz w:val="16"/>
+              </w:rPr>
+            </w:r>
+            <w:r>
+              <w:rPr>
+                <w:b/>
+                <w:sz w:val="16"/>
+              </w:rPr>
+              <w:t>关键数字</w:t>
+            </w:r>
+          </w:p>
+        </w:tc>
+      </w:tr>
+      <w:tr>
+        <w:tc>
+          <w:tcPr>
+            <w:tcW w:type="dxa" w:w="3264"/>
+          </w:tcPr>
+          <w:p>
+            <w:pPr>
+              <w:spacing w:after="0"/>
+            </w:pPr>
+            <w:r>
+              <w:rPr>
+                <w:sz w:val="16"/>
+              </w:rPr>
+            </w:r>
+            <w:r>
+              <w:rPr>
+                <w:sz w:val="16"/>
+              </w:rPr>
+              <w:t>现代语料阶梯（B/C 档 + Gotham 两档）</w:t>
+            </w:r>
+          </w:p>
+        </w:tc>
+        <w:tc>
+          <w:tcPr>
+            <w:tcW w:type="dxa" w:w="3264"/>
+          </w:tcPr>
+          <w:p>
+            <w:pPr>
+              <w:spacing w:after="0"/>
+            </w:pPr>
+            <w:r>
+              <w:rPr>
+                <w:sz w:val="16"/>
+              </w:rPr>
+            </w:r>
+            <w:r>
+              <w:rPr>
+                <w:rFonts w:ascii="Consolas" w:hAnsi="Consolas"/>
+                <w:sz w:val="16"/>
+              </w:rPr>
+              <w:t>results_rccf_cic_iot2023_cap{200k,500k}/</w:t>
+            </w:r>
+            <w:r>
+              <w:rPr>
+                <w:sz w:val="16"/>
+              </w:rPr>
+              <w:t>、</w:t>
+            </w:r>
+            <w:r>
+              <w:rPr>
+                <w:rFonts w:ascii="Consolas" w:hAnsi="Consolas"/>
+                <w:sz w:val="16"/>
+              </w:rPr>
+              <w:t>results_rccf_gotham2025_{cap200k,full}/</w:t>
+            </w:r>
+          </w:p>
+        </w:tc>
+        <w:tc>
+          <w:tcPr>
+            <w:tcW w:type="dxa" w:w="3264"/>
+          </w:tcPr>
+          <w:p>
+            <w:pPr>
+              <w:spacing w:after="0"/>
+            </w:pPr>
+            <w:r>
+              <w:rPr>
+                <w:sz w:val="16"/>
+              </w:rPr>
+            </w:r>
+            <w:r>
+              <w:rPr>
+                <w:sz w:val="16"/>
+              </w:rPr>
+              <w:t>差值 -0.000021 / -0.000004 / +0.000011 / +0.000009</w:t>
+            </w:r>
+          </w:p>
+        </w:tc>
+      </w:tr>
+      <w:tr>
+        <w:tc>
+          <w:tcPr>
+            <w:tcW w:type="dxa" w:w="3264"/>
+          </w:tcPr>
+          <w:p>
+            <w:pPr>
+              <w:spacing w:after="0"/>
+            </w:pPr>
+            <w:r>
+              <w:rPr>
+                <w:sz w:val="16"/>
+              </w:rPr>
+            </w:r>
+            <w:r>
+              <w:rPr>
+                <w:sz w:val="16"/>
+              </w:rPr>
+              <w:t>来源留出与机制套件</w:t>
+            </w:r>
+          </w:p>
+        </w:tc>
+        <w:tc>
+          <w:tcPr>
+            <w:tcW w:type="dxa" w:w="3264"/>
+          </w:tcPr>
+          <w:p>
+            <w:pPr>
+              <w:spacing w:after="0"/>
+            </w:pPr>
+            <w:r>
+              <w:rPr>
+                <w:sz w:val="16"/>
+              </w:rPr>
+            </w:r>
+            <w:r>
+              <w:rPr>
+                <w:rFonts w:ascii="Consolas" w:hAnsi="Consolas"/>
+                <w:sz w:val="16"/>
+              </w:rPr>
+              <w:t>results_source_holdout_*_v1/</w:t>
+            </w:r>
+            <w:r>
+              <w:rPr>
+                <w:sz w:val="16"/>
+              </w:rPr>
+              <w:t>、</w:t>
+            </w:r>
+            <w:r>
+              <w:rPr>
+                <w:rFonts w:ascii="Consolas" w:hAnsi="Consolas"/>
+                <w:sz w:val="16"/>
+              </w:rPr>
+              <w:t>results_margin_bound_*_v1/</w:t>
+            </w:r>
+            <w:r>
+              <w:rPr>
+                <w:sz w:val="16"/>
+              </w:rPr>
+              <w:t>、</w:t>
+            </w:r>
+            <w:r>
+              <w:rPr>
+                <w:rFonts w:ascii="Consolas" w:hAnsi="Consolas"/>
+                <w:sz w:val="16"/>
+              </w:rPr>
+              <w:t>results_weight_mechanism_*_v1/</w:t>
+            </w:r>
+            <w:r>
+              <w:rPr>
+                <w:sz w:val="16"/>
+              </w:rPr>
+              <w:t>、</w:t>
+            </w:r>
+            <w:r>
+              <w:rPr>
+                <w:rFonts w:ascii="Consolas" w:hAnsi="Consolas"/>
+                <w:sz w:val="16"/>
+              </w:rPr>
+              <w:t>results_diversity_cic_iot2023_v1/</w:t>
+            </w:r>
+          </w:p>
+        </w:tc>
+        <w:tc>
+          <w:tcPr>
+            <w:tcW w:type="dxa" w:w="3264"/>
+          </w:tcPr>
+          <w:p>
+            <w:pPr>
+              <w:spacing w:after="0"/>
+            </w:pPr>
+            <w:r>
+              <w:rPr>
+                <w:sz w:val="16"/>
+              </w:rPr>
+            </w:r>
+            <w:r>
+              <w:rPr>
+                <w:sz w:val="16"/>
+              </w:rPr>
+              <w:t>Gotham 改判 0/297 180 行、CIC-IoT-2023 12/375 160 行</w:t>
+            </w:r>
+          </w:p>
+        </w:tc>
+      </w:tr>
+    </w:tbl>
+    <w:p>
+      <w:pPr>
+        <w:spacing w:after="40"/>
+      </w:pPr>
     </w:p>
     <w:p>
       <w:r>
@@ -7935,7 +8234,7 @@
               <w:rPr>
                 <w:sz w:val="16"/>
               </w:rPr>
-              <w:t>（901 个文件）</w:t>
+              <w:t>（909 个文件）</w:t>
             </w:r>
           </w:p>
         </w:tc>

--- a/重构版论文_v4_20260915/数据与资料来源总表.docx
+++ b/重构版论文_v4_20260915/数据与资料来源总表.docx
@@ -955,305 +955,6 @@
       <w:r>
         <w:t>。</w:t>
       </w:r>
-    </w:p>
-    <w:p>
-      <w:r>
-        <w:rPr>
-          <w:b/>
-        </w:rPr>
-        <w:t>现代语料阶梯（第 5.8–5.9 节，2026-10-03 批次）</w:t>
-      </w:r>
-    </w:p>
-    <w:p>
-      <w:r>
-        <w:t xml:space="preserve">这一批不引入新语料，而是把已有语料的使用方式补齐到可审计的程度：规模档位（CIC-IoT-2023 每类 20 万/50 万，Gotham-2025 每类 20 万与不限上限全档）、来源留出（Gotham 逐设备 12/78、6TiSCHSet 逐运行 12/122）、特征预算扫描（k=8/16/32/60）与机制套件（边距上界、权重机制、多样性）。全部十种子，逐样本预测与汇总如下表所列，均由 </w:t>
-      </w:r>
-      <w:r>
-        <w:rPr>
-          <w:rFonts w:ascii="Consolas" w:hAnsi="Consolas"/>
-        </w:rPr>
-        <w:t>scripts/</w:t>
-      </w:r>
-      <w:r>
-        <w:t xml:space="preserve"> 下的脚本重新生成。</w:t>
-      </w:r>
-    </w:p>
-    <w:tbl>
-      <w:tblPr>
-        <w:tblStyle w:val="TableGrid"/>
-        <w:tblW w:type="auto" w:w="0"/>
-        <w:tblLook w:firstColumn="1" w:firstRow="1" w:lastColumn="0" w:lastRow="0" w:noHBand="0" w:noVBand="1" w:val="04A0"/>
-        <w:tblBorders>
-          <w:top w:val="single" w:sz="6" w:space="0" w:color="000000"/>
-          <w:left w:val="none" w:sz="0" w:space="0" w:color="auto"/>
-          <w:bottom w:val="single" w:sz="6" w:space="0" w:color="000000"/>
-          <w:right w:val="none" w:sz="0" w:space="0" w:color="auto"/>
-          <w:insideH w:val="single" w:sz="6" w:space="0" w:color="000000"/>
-          <w:insideV w:val="none" w:sz="0" w:space="0" w:color="auto"/>
-        </w:tblBorders>
-      </w:tblPr>
-      <w:tblGrid>
-        <w:gridCol w:w="3264"/>
-        <w:gridCol w:w="3264"/>
-        <w:gridCol w:w="3264"/>
-      </w:tblGrid>
-      <w:tr>
-        <w:tc>
-          <w:tcPr>
-            <w:tcW w:type="dxa" w:w="3264"/>
-          </w:tcPr>
-          <w:p>
-            <w:pPr>
-              <w:spacing w:after="0"/>
-            </w:pPr>
-            <w:r>
-              <w:rPr>
-                <w:sz w:val="16"/>
-              </w:rPr>
-            </w:r>
-            <w:r>
-              <w:rPr>
-                <w:b/>
-                <w:sz w:val="16"/>
-              </w:rPr>
-              <w:t>组件</w:t>
-            </w:r>
-          </w:p>
-        </w:tc>
-        <w:tc>
-          <w:tcPr>
-            <w:tcW w:type="dxa" w:w="3264"/>
-          </w:tcPr>
-          <w:p>
-            <w:pPr>
-              <w:spacing w:after="0"/>
-            </w:pPr>
-            <w:r>
-              <w:rPr>
-                <w:sz w:val="16"/>
-              </w:rPr>
-            </w:r>
-            <w:r>
-              <w:rPr>
-                <w:b/>
-                <w:sz w:val="16"/>
-              </w:rPr>
-              <w:t>产物目录</w:t>
-            </w:r>
-          </w:p>
-        </w:tc>
-        <w:tc>
-          <w:tcPr>
-            <w:tcW w:type="dxa" w:w="3264"/>
-          </w:tcPr>
-          <w:p>
-            <w:pPr>
-              <w:spacing w:after="0"/>
-            </w:pPr>
-            <w:r>
-              <w:rPr>
-                <w:sz w:val="16"/>
-              </w:rPr>
-            </w:r>
-            <w:r>
-              <w:rPr>
-                <w:b/>
-                <w:sz w:val="16"/>
-              </w:rPr>
-              <w:t>关键数字</w:t>
-            </w:r>
-          </w:p>
-        </w:tc>
-      </w:tr>
-      <w:tr>
-        <w:tc>
-          <w:tcPr>
-            <w:tcW w:type="dxa" w:w="3264"/>
-          </w:tcPr>
-          <w:p>
-            <w:pPr>
-              <w:spacing w:after="0"/>
-            </w:pPr>
-            <w:r>
-              <w:rPr>
-                <w:sz w:val="16"/>
-              </w:rPr>
-            </w:r>
-            <w:r>
-              <w:rPr>
-                <w:sz w:val="16"/>
-              </w:rPr>
-              <w:t>现代语料阶梯（B/C 档 + Gotham 两档）</w:t>
-            </w:r>
-          </w:p>
-        </w:tc>
-        <w:tc>
-          <w:tcPr>
-            <w:tcW w:type="dxa" w:w="3264"/>
-          </w:tcPr>
-          <w:p>
-            <w:pPr>
-              <w:spacing w:after="0"/>
-            </w:pPr>
-            <w:r>
-              <w:rPr>
-                <w:sz w:val="16"/>
-              </w:rPr>
-            </w:r>
-            <w:r>
-              <w:rPr>
-                <w:rFonts w:ascii="Consolas" w:hAnsi="Consolas"/>
-                <w:sz w:val="16"/>
-              </w:rPr>
-              <w:t>results_rccf_cic_iot2023_cap{200k,500k}/</w:t>
-            </w:r>
-            <w:r>
-              <w:rPr>
-                <w:sz w:val="16"/>
-              </w:rPr>
-              <w:t>、</w:t>
-            </w:r>
-            <w:r>
-              <w:rPr>
-                <w:rFonts w:ascii="Consolas" w:hAnsi="Consolas"/>
-                <w:sz w:val="16"/>
-              </w:rPr>
-              <w:t>results_rccf_gotham2025_{cap200k,full}/</w:t>
-            </w:r>
-          </w:p>
-        </w:tc>
-        <w:tc>
-          <w:tcPr>
-            <w:tcW w:type="dxa" w:w="3264"/>
-          </w:tcPr>
-          <w:p>
-            <w:pPr>
-              <w:spacing w:after="0"/>
-            </w:pPr>
-            <w:r>
-              <w:rPr>
-                <w:sz w:val="16"/>
-              </w:rPr>
-            </w:r>
-            <w:r>
-              <w:rPr>
-                <w:sz w:val="16"/>
-              </w:rPr>
-              <w:t>差值 -0.000021 / -0.000004 / +0.000011 / +0.000009</w:t>
-            </w:r>
-          </w:p>
-        </w:tc>
-      </w:tr>
-      <w:tr>
-        <w:tc>
-          <w:tcPr>
-            <w:tcW w:type="dxa" w:w="3264"/>
-          </w:tcPr>
-          <w:p>
-            <w:pPr>
-              <w:spacing w:after="0"/>
-            </w:pPr>
-            <w:r>
-              <w:rPr>
-                <w:sz w:val="16"/>
-              </w:rPr>
-            </w:r>
-            <w:r>
-              <w:rPr>
-                <w:sz w:val="16"/>
-              </w:rPr>
-              <w:t>来源留出与机制套件</w:t>
-            </w:r>
-          </w:p>
-        </w:tc>
-        <w:tc>
-          <w:tcPr>
-            <w:tcW w:type="dxa" w:w="3264"/>
-          </w:tcPr>
-          <w:p>
-            <w:pPr>
-              <w:spacing w:after="0"/>
-            </w:pPr>
-            <w:r>
-              <w:rPr>
-                <w:sz w:val="16"/>
-              </w:rPr>
-            </w:r>
-            <w:r>
-              <w:rPr>
-                <w:rFonts w:ascii="Consolas" w:hAnsi="Consolas"/>
-                <w:sz w:val="16"/>
-              </w:rPr>
-              <w:t>results_source_holdout_*_v1/</w:t>
-            </w:r>
-            <w:r>
-              <w:rPr>
-                <w:sz w:val="16"/>
-              </w:rPr>
-              <w:t>、</w:t>
-            </w:r>
-            <w:r>
-              <w:rPr>
-                <w:rFonts w:ascii="Consolas" w:hAnsi="Consolas"/>
-                <w:sz w:val="16"/>
-              </w:rPr>
-              <w:t>results_margin_bound_*_v1/</w:t>
-            </w:r>
-            <w:r>
-              <w:rPr>
-                <w:sz w:val="16"/>
-              </w:rPr>
-              <w:t>、</w:t>
-            </w:r>
-            <w:r>
-              <w:rPr>
-                <w:rFonts w:ascii="Consolas" w:hAnsi="Consolas"/>
-                <w:sz w:val="16"/>
-              </w:rPr>
-              <w:t>results_weight_mechanism_*_v1/</w:t>
-            </w:r>
-            <w:r>
-              <w:rPr>
-                <w:sz w:val="16"/>
-              </w:rPr>
-              <w:t>、</w:t>
-            </w:r>
-            <w:r>
-              <w:rPr>
-                <w:rFonts w:ascii="Consolas" w:hAnsi="Consolas"/>
-                <w:sz w:val="16"/>
-              </w:rPr>
-              <w:t>results_diversity_cic_iot2023_v1/</w:t>
-            </w:r>
-          </w:p>
-        </w:tc>
-        <w:tc>
-          <w:tcPr>
-            <w:tcW w:type="dxa" w:w="3264"/>
-          </w:tcPr>
-          <w:p>
-            <w:pPr>
-              <w:spacing w:after="0"/>
-            </w:pPr>
-            <w:r>
-              <w:rPr>
-                <w:sz w:val="16"/>
-              </w:rPr>
-            </w:r>
-            <w:r>
-              <w:rPr>
-                <w:sz w:val="16"/>
-              </w:rPr>
-              <w:t>Gotham 改判 0/297 180 行、CIC-IoT-2023 12/375 160 行</w:t>
-            </w:r>
-          </w:p>
-        </w:tc>
-      </w:tr>
-    </w:tbl>
-    <w:p>
-      <w:pPr>
-        <w:spacing w:after="40"/>
-      </w:pPr>
     </w:p>
     <w:p>
       <w:r>
@@ -8234,7 +7935,7 @@
               <w:rPr>
                 <w:sz w:val="16"/>
               </w:rPr>
-              <w:t>（909 个文件）</w:t>
+              <w:t>（916 个文件）</w:t>
             </w:r>
           </w:p>
         </w:tc>
@@ -8256,6 +7957,305 @@
                 <w:sz w:val="16"/>
               </w:rPr>
               <w:t>投稿包</w:t>
+            </w:r>
+          </w:p>
+        </w:tc>
+      </w:tr>
+    </w:tbl>
+    <w:p>
+      <w:pPr>
+        <w:spacing w:after="40"/>
+      </w:pPr>
+    </w:p>
+    <w:p>
+      <w:r>
+        <w:rPr>
+          <w:b/>
+        </w:rPr>
+        <w:t>现代语料阶梯（第 5.8–5.9 节，2026-10-03 批次）</w:t>
+      </w:r>
+    </w:p>
+    <w:p>
+      <w:r>
+        <w:t xml:space="preserve">这一批不引入新语料，而是把已有语料的使用方式补齐到可审计的程度：规模档位（CIC-IoT-2023 每类 20 万/50 万，Gotham-2025 每类 20 万与不限上限全档）、来源留出（Gotham 逐设备 12/78、6TiSCHSet 逐运行 12/122）、特征预算扫描（k=8/16/32/60）与机制套件（边距上界、权重机制、多样性）。全部十种子，由 </w:t>
+      </w:r>
+      <w:r>
+        <w:rPr>
+          <w:rFonts w:ascii="Consolas" w:hAnsi="Consolas"/>
+        </w:rPr>
+        <w:t>scripts/</w:t>
+      </w:r>
+      <w:r>
+        <w:t xml:space="preserve"> 下的脚本重新生成。</w:t>
+      </w:r>
+    </w:p>
+    <w:tbl>
+      <w:tblPr>
+        <w:tblStyle w:val="TableGrid"/>
+        <w:tblW w:type="auto" w:w="0"/>
+        <w:tblLook w:firstColumn="1" w:firstRow="1" w:lastColumn="0" w:lastRow="0" w:noHBand="0" w:noVBand="1" w:val="04A0"/>
+        <w:tblBorders>
+          <w:top w:val="single" w:sz="6" w:space="0" w:color="000000"/>
+          <w:left w:val="none" w:sz="0" w:space="0" w:color="auto"/>
+          <w:bottom w:val="single" w:sz="6" w:space="0" w:color="000000"/>
+          <w:right w:val="none" w:sz="0" w:space="0" w:color="auto"/>
+          <w:insideH w:val="single" w:sz="6" w:space="0" w:color="000000"/>
+          <w:insideV w:val="none" w:sz="0" w:space="0" w:color="auto"/>
+        </w:tblBorders>
+      </w:tblPr>
+      <w:tblGrid>
+        <w:gridCol w:w="3264"/>
+        <w:gridCol w:w="3264"/>
+        <w:gridCol w:w="3264"/>
+      </w:tblGrid>
+      <w:tr>
+        <w:tc>
+          <w:tcPr>
+            <w:tcW w:type="dxa" w:w="3264"/>
+          </w:tcPr>
+          <w:p>
+            <w:pPr>
+              <w:spacing w:after="0"/>
+            </w:pPr>
+            <w:r>
+              <w:rPr>
+                <w:sz w:val="16"/>
+              </w:rPr>
+            </w:r>
+            <w:r>
+              <w:rPr>
+                <w:b/>
+                <w:sz w:val="16"/>
+              </w:rPr>
+              <w:t>组件</w:t>
+            </w:r>
+          </w:p>
+        </w:tc>
+        <w:tc>
+          <w:tcPr>
+            <w:tcW w:type="dxa" w:w="3264"/>
+          </w:tcPr>
+          <w:p>
+            <w:pPr>
+              <w:spacing w:after="0"/>
+            </w:pPr>
+            <w:r>
+              <w:rPr>
+                <w:sz w:val="16"/>
+              </w:rPr>
+            </w:r>
+            <w:r>
+              <w:rPr>
+                <w:b/>
+                <w:sz w:val="16"/>
+              </w:rPr>
+              <w:t>产物目录</w:t>
+            </w:r>
+          </w:p>
+        </w:tc>
+        <w:tc>
+          <w:tcPr>
+            <w:tcW w:type="dxa" w:w="3264"/>
+          </w:tcPr>
+          <w:p>
+            <w:pPr>
+              <w:spacing w:after="0"/>
+            </w:pPr>
+            <w:r>
+              <w:rPr>
+                <w:sz w:val="16"/>
+              </w:rPr>
+            </w:r>
+            <w:r>
+              <w:rPr>
+                <w:b/>
+                <w:sz w:val="16"/>
+              </w:rPr>
+              <w:t>关键数字</w:t>
+            </w:r>
+          </w:p>
+        </w:tc>
+      </w:tr>
+      <w:tr>
+        <w:tc>
+          <w:tcPr>
+            <w:tcW w:type="dxa" w:w="3264"/>
+          </w:tcPr>
+          <w:p>
+            <w:pPr>
+              <w:spacing w:after="0"/>
+            </w:pPr>
+            <w:r>
+              <w:rPr>
+                <w:sz w:val="16"/>
+              </w:rPr>
+            </w:r>
+            <w:r>
+              <w:rPr>
+                <w:sz w:val="16"/>
+              </w:rPr>
+              <w:t>现代语料阶梯（B/C 档 + Gotham 两档）</w:t>
+            </w:r>
+          </w:p>
+        </w:tc>
+        <w:tc>
+          <w:tcPr>
+            <w:tcW w:type="dxa" w:w="3264"/>
+          </w:tcPr>
+          <w:p>
+            <w:pPr>
+              <w:spacing w:after="0"/>
+            </w:pPr>
+            <w:r>
+              <w:rPr>
+                <w:sz w:val="16"/>
+              </w:rPr>
+            </w:r>
+            <w:r>
+              <w:rPr>
+                <w:rFonts w:ascii="Consolas" w:hAnsi="Consolas"/>
+                <w:sz w:val="16"/>
+              </w:rPr>
+              <w:t>results_rccf_cic_iot2023_cap{200k,500k}/</w:t>
+            </w:r>
+            <w:r>
+              <w:rPr>
+                <w:sz w:val="16"/>
+              </w:rPr>
+              <w:t>、</w:t>
+            </w:r>
+            <w:r>
+              <w:rPr>
+                <w:rFonts w:ascii="Consolas" w:hAnsi="Consolas"/>
+                <w:sz w:val="16"/>
+              </w:rPr>
+              <w:t>results_rccf_gotham2025_{cap200k,full}/</w:t>
+            </w:r>
+          </w:p>
+        </w:tc>
+        <w:tc>
+          <w:tcPr>
+            <w:tcW w:type="dxa" w:w="3264"/>
+          </w:tcPr>
+          <w:p>
+            <w:pPr>
+              <w:spacing w:after="0"/>
+            </w:pPr>
+            <w:r>
+              <w:rPr>
+                <w:sz w:val="16"/>
+              </w:rPr>
+            </w:r>
+            <w:r>
+              <w:rPr>
+                <w:sz w:val="16"/>
+              </w:rPr>
+              <w:t>差值 -0.000021 / -0.000004 / +0.000011 / +0.000009</w:t>
+            </w:r>
+          </w:p>
+        </w:tc>
+      </w:tr>
+      <w:tr>
+        <w:tc>
+          <w:tcPr>
+            <w:tcW w:type="dxa" w:w="3264"/>
+          </w:tcPr>
+          <w:p>
+            <w:pPr>
+              <w:spacing w:after="0"/>
+            </w:pPr>
+            <w:r>
+              <w:rPr>
+                <w:sz w:val="16"/>
+              </w:rPr>
+            </w:r>
+            <w:r>
+              <w:rPr>
+                <w:sz w:val="16"/>
+              </w:rPr>
+              <w:t>来源留出与机制套件</w:t>
+            </w:r>
+          </w:p>
+        </w:tc>
+        <w:tc>
+          <w:tcPr>
+            <w:tcW w:type="dxa" w:w="3264"/>
+          </w:tcPr>
+          <w:p>
+            <w:pPr>
+              <w:spacing w:after="0"/>
+            </w:pPr>
+            <w:r>
+              <w:rPr>
+                <w:sz w:val="16"/>
+              </w:rPr>
+            </w:r>
+            <w:r>
+              <w:rPr>
+                <w:rFonts w:ascii="Consolas" w:hAnsi="Consolas"/>
+                <w:sz w:val="16"/>
+              </w:rPr>
+              <w:t>results_source_holdout_*_v1/</w:t>
+            </w:r>
+            <w:r>
+              <w:rPr>
+                <w:sz w:val="16"/>
+              </w:rPr>
+              <w:t>、</w:t>
+            </w:r>
+            <w:r>
+              <w:rPr>
+                <w:rFonts w:ascii="Consolas" w:hAnsi="Consolas"/>
+                <w:sz w:val="16"/>
+              </w:rPr>
+              <w:t>results_margin_bound_*_v1/</w:t>
+            </w:r>
+            <w:r>
+              <w:rPr>
+                <w:sz w:val="16"/>
+              </w:rPr>
+              <w:t>、</w:t>
+            </w:r>
+            <w:r>
+              <w:rPr>
+                <w:rFonts w:ascii="Consolas" w:hAnsi="Consolas"/>
+                <w:sz w:val="16"/>
+              </w:rPr>
+              <w:t>results_weight_mechanism_*_v1/</w:t>
+            </w:r>
+            <w:r>
+              <w:rPr>
+                <w:sz w:val="16"/>
+              </w:rPr>
+              <w:t>、</w:t>
+            </w:r>
+            <w:r>
+              <w:rPr>
+                <w:rFonts w:ascii="Consolas" w:hAnsi="Consolas"/>
+                <w:sz w:val="16"/>
+              </w:rPr>
+              <w:t>results_diversity_cic_iot2023_v1/</w:t>
+            </w:r>
+          </w:p>
+        </w:tc>
+        <w:tc>
+          <w:tcPr>
+            <w:tcW w:type="dxa" w:w="3264"/>
+          </w:tcPr>
+          <w:p>
+            <w:pPr>
+              <w:spacing w:after="0"/>
+            </w:pPr>
+            <w:r>
+              <w:rPr>
+                <w:sz w:val="16"/>
+              </w:rPr>
+            </w:r>
+            <w:r>
+              <w:rPr>
+                <w:sz w:val="16"/>
+              </w:rPr>
+              <w:t>Gotham 改判 0/297,180 行；逐设备留出均值 0.967127、逐运行留出均值 0.522326</w:t>
             </w:r>
           </w:p>
         </w:tc>

--- a/重构版论文_v4_20260915/数据与资料来源总表.docx
+++ b/重构版论文_v4_20260915/数据与资料来源总表.docx
@@ -7935,7 +7935,7 @@
               <w:rPr>
                 <w:sz w:val="16"/>
               </w:rPr>
-              <w:t>（916 个文件）</w:t>
+              <w:t>（917 个文件）</w:t>
             </w:r>
           </w:p>
         </w:tc>

--- a/重构版论文_v4_20260915/数据与资料来源总表.docx
+++ b/重构版论文_v4_20260915/数据与资料来源总表.docx
@@ -7935,7 +7935,7 @@
               <w:rPr>
                 <w:sz w:val="16"/>
               </w:rPr>
-              <w:t>（917 个文件）</w:t>
+              <w:t>（918 个文件）</w:t>
             </w:r>
           </w:p>
         </w:tc>

--- a/重构版论文_v4_20260915/数据与资料来源总表.docx
+++ b/重构版论文_v4_20260915/数据与资料来源总表.docx
@@ -7033,7 +7033,7 @@
         <w:rPr>
           <w:b/>
         </w:rPr>
-        <w:t>47 条</w:t>
+        <w:t>73 条</w:t>
       </w:r>
       <w:r>
         <w:t xml:space="preserve">；其中 </w:t>
@@ -7042,7 +7042,7 @@
         <w:rPr>
           <w:b/>
         </w:rPr>
-        <w:t>36 条</w:t>
+        <w:t>60 条</w:t>
       </w:r>
       <w:r>
         <w:t>带 DOI 的条目已逐条通过 Crossref 或 DataCite 核验，</w:t>
@@ -7051,7 +7051,7 @@
         <w:rPr>
           <w:b/>
         </w:rPr>
-        <w:t>11 条</w:t>
+        <w:t>13 条</w:t>
       </w:r>
       <w:r>
         <w:t>为不分配 Crossref DOI 的出版方（NeurIPS/JMLR/USENIX 等），已显式标注；</w:t>
@@ -7132,7 +7132,7 @@
         <w:t>scripts/audit_references_v5.py</w:t>
       </w:r>
       <w:r>
-        <w:t xml:space="preserve"> 持续检查（47/47 全部被正文引用）。</w:t>
+        <w:t xml:space="preserve"> 持续检查（73/73 全部被正文引用）。</w:t>
       </w:r>
     </w:p>
     <w:p>
@@ -7935,7 +7935,7 @@
               <w:rPr>
                 <w:sz w:val="16"/>
               </w:rPr>
-              <w:t>（918 个文件）</w:t>
+              <w:t>（919 个文件）</w:t>
             </w:r>
           </w:p>
         </w:tc>

--- a/重构版论文_v4_20260915/数据与资料来源总表.docx
+++ b/重构版论文_v4_20260915/数据与资料来源总表.docx
@@ -7935,7 +7935,7 @@
               <w:rPr>
                 <w:sz w:val="16"/>
               </w:rPr>
-              <w:t>（919 个文件）</w:t>
+              <w:t>（923 个文件）</w:t>
             </w:r>
           </w:p>
         </w:tc>

--- a/重构版论文_v4_20260915/数据与资料来源总表.docx
+++ b/重构版论文_v4_20260915/数据与资料来源总表.docx
@@ -7935,7 +7935,7 @@
               <w:rPr>
                 <w:sz w:val="16"/>
               </w:rPr>
-              <w:t>（923 个文件）</w:t>
+              <w:t>（925 个文件）</w:t>
             </w:r>
           </w:p>
         </w:tc>

--- a/重构版论文_v4_20260915/数据与资料来源总表.docx
+++ b/重构版论文_v4_20260915/数据与资料来源总表.docx
@@ -7935,7 +7935,7 @@
               <w:rPr>
                 <w:sz w:val="16"/>
               </w:rPr>
-              <w:t>（925 个文件）</w:t>
+              <w:t>（924 个文件）</w:t>
             </w:r>
           </w:p>
         </w:tc>
